--- a/project/Linux知识汇总.docx
+++ b/project/Linux知识汇总.docx
@@ -1762,30 +1762,215 @@
         </w:rPr>
         <w:t>第五天 文件IO-系统调用IO</w:t>
       </w:r>
+    </w:p>
+    <w:p>
+      <w:pPr>
+        <w:pStyle w:val="4"/>
+        <w:bidi w:val="0"/>
+        <w:rPr>
+          <w:rFonts w:hint="default"/>
+          <w:lang w:val="en-US" w:eastAsia="zh-CN"/>
+        </w:rPr>
+      </w:pPr>
+      <w:r>
+        <w:rPr>
+          <w:rFonts w:hint="eastAsia"/>
+          <w:lang w:val="en-US" w:eastAsia="zh-CN"/>
+        </w:rPr>
+        <w:t>open :</w:t>
+      </w:r>
+    </w:p>
+    <w:p>
+      <w:pPr>
+        <w:rPr>
+          <w:rFonts w:hint="eastAsia"/>
+        </w:rPr>
+      </w:pPr>
+    </w:p>
+    <w:p>
+      <w:r>
+        <w:drawing>
+          <wp:inline distT="0" distB="0" distL="114300" distR="114300">
+            <wp:extent cx="3408680" cy="2290445"/>
+            <wp:effectExtent l="0" t="0" r="5080" b="10795"/>
+            <wp:docPr id="197" name="图片 196"/>
+            <wp:cNvGraphicFramePr>
+              <a:graphicFrameLocks xmlns:a="http://schemas.openxmlformats.org/drawingml/2006/main" noChangeAspect="1"/>
+            </wp:cNvGraphicFramePr>
+            <a:graphic xmlns:a="http://schemas.openxmlformats.org/drawingml/2006/main">
+              <a:graphicData uri="http://schemas.openxmlformats.org/drawingml/2006/picture">
+                <pic:pic xmlns:pic="http://schemas.openxmlformats.org/drawingml/2006/picture">
+                  <pic:nvPicPr>
+                    <pic:cNvPr id="197" name="图片 196"/>
+                    <pic:cNvPicPr>
+                      <a:picLocks noChangeAspect="1"/>
+                    </pic:cNvPicPr>
+                  </pic:nvPicPr>
+                  <pic:blipFill>
+                    <a:blip r:embed="rId9"/>
+                    <a:stretch>
+                      <a:fillRect/>
+                    </a:stretch>
+                  </pic:blipFill>
+                  <pic:spPr>
+                    <a:xfrm>
+                      <a:off x="0" y="0"/>
+                      <a:ext cx="3408680" cy="2290445"/>
+                    </a:xfrm>
+                    <a:prstGeom prst="rect">
+                      <a:avLst/>
+                    </a:prstGeom>
+                  </pic:spPr>
+                </pic:pic>
+              </a:graphicData>
+            </a:graphic>
+          </wp:inline>
+        </w:drawing>
+      </w:r>
+    </w:p>
+    <w:p>
+      <w:pPr>
+        <w:pStyle w:val="4"/>
+        <w:bidi w:val="0"/>
+        <w:rPr>
+          <w:rFonts w:hint="eastAsia"/>
+          <w:lang w:val="en-US" w:eastAsia="zh-CN"/>
+        </w:rPr>
+      </w:pPr>
+      <w:r>
+        <w:rPr>
+          <w:rFonts w:hint="eastAsia"/>
+          <w:lang w:val="en-US" w:eastAsia="zh-CN"/>
+        </w:rPr>
+        <w:t>read:</w:t>
+      </w:r>
+    </w:p>
+    <w:p>
+      <w:pPr>
+        <w:pStyle w:val="4"/>
+        <w:bidi w:val="0"/>
+        <w:rPr>
+          <w:rFonts w:hint="default"/>
+          <w:lang w:val="en-US" w:eastAsia="zh-CN"/>
+        </w:rPr>
+      </w:pPr>
+      <w:r>
+        <w:rPr>
+          <w:rFonts w:hint="eastAsia"/>
+          <w:lang w:val="en-US" w:eastAsia="zh-CN"/>
+        </w:rPr>
+        <w:t>write</w:t>
+      </w:r>
+    </w:p>
+    <w:p>
+      <w:pPr>
+        <w:pStyle w:val="4"/>
+        <w:bidi w:val="0"/>
+        <w:rPr>
+          <w:rFonts w:hint="eastAsia"/>
+          <w:lang w:val="en-US" w:eastAsia="zh-CN"/>
+        </w:rPr>
+      </w:pPr>
+      <w:r>
+        <w:rPr>
+          <w:rFonts w:hint="eastAsia"/>
+          <w:lang w:val="en-US" w:eastAsia="zh-CN"/>
+        </w:rPr>
+        <w:t>lseek:</w:t>
+      </w:r>
+      <w:r>
+        <w:rPr>
+          <w:rFonts w:hint="eastAsia"/>
+          <w:lang w:val="en-US" w:eastAsia="zh-CN"/>
+        </w:rPr>
+        <w:tab/>
+        <w:t>lseek(fd, 0, SEEK_END)文件指针操作，返回从开头开始的偏移</w:t>
+      </w:r>
+    </w:p>
+    <w:p>
+      <w:pPr>
+        <w:pStyle w:val="4"/>
+        <w:bidi w:val="0"/>
+        <w:rPr>
+          <w:rFonts w:hint="eastAsia"/>
+          <w:lang w:val="en-US" w:eastAsia="zh-CN"/>
+        </w:rPr>
+      </w:pPr>
+      <w:r>
+        <w:rPr>
+          <w:rFonts w:hint="eastAsia"/>
+          <w:lang w:val="en-US" w:eastAsia="zh-CN"/>
+        </w:rPr>
+        <w:t>时间编程：</w:t>
+      </w:r>
+    </w:p>
+    <w:p>
+      <w:pPr>
+        <w:ind w:firstLine="420" w:firstLineChars="0"/>
+        <w:rPr>
+          <w:rFonts w:hint="eastAsia"/>
+          <w:lang w:val="en-US" w:eastAsia="zh-CN"/>
+        </w:rPr>
+      </w:pPr>
+      <w:r>
+        <w:rPr>
+          <w:rFonts w:hint="eastAsia"/>
+          <w:lang w:val="en-US" w:eastAsia="zh-CN"/>
+        </w:rPr>
+        <w:t>time(time_t tm1)</w:t>
+      </w:r>
+    </w:p>
+    <w:p>
+      <w:pPr>
+        <w:ind w:firstLine="420" w:firstLineChars="0"/>
+        <w:rPr>
+          <w:rFonts w:hint="eastAsia"/>
+          <w:lang w:val="en-US" w:eastAsia="zh-CN"/>
+        </w:rPr>
+      </w:pPr>
+      <w:r>
+        <w:rPr>
+          <w:rFonts w:hint="eastAsia"/>
+          <w:lang w:val="en-US" w:eastAsia="zh-CN"/>
+        </w:rPr>
+        <w:t>struct tm*localtime()</w:t>
+      </w:r>
+    </w:p>
+    <w:p>
+      <w:pPr>
+        <w:ind w:firstLine="420" w:firstLineChars="0"/>
+        <w:rPr>
+          <w:rFonts w:hint="eastAsia"/>
+          <w:lang w:val="en-US" w:eastAsia="zh-CN"/>
+        </w:rPr>
+      </w:pPr>
+    </w:p>
+    <w:p>
+      <w:pPr>
+        <w:pStyle w:val="2"/>
+        <w:bidi w:val="0"/>
+        <w:rPr>
+          <w:rFonts w:hint="eastAsia"/>
+          <w:lang w:val="en-US" w:eastAsia="zh-CN"/>
+        </w:rPr>
+      </w:pPr>
+      <w:r>
+        <w:rPr>
+          <w:rFonts w:hint="eastAsia"/>
+          <w:lang w:val="en-US" w:eastAsia="zh-CN"/>
+        </w:rPr>
+        <w:t>第6天 进程</w:t>
+      </w:r>
+    </w:p>
+    <w:p>
+      <w:pPr>
+        <w:rPr>
+          <w:rFonts w:hint="default"/>
+          <w:lang w:val="en-US" w:eastAsia="zh-CN"/>
+        </w:rPr>
+      </w:pPr>
       <w:bookmarkStart w:id="0" w:name="_GoBack"/>
       <w:bookmarkEnd w:id="0"/>
-    </w:p>
-    <w:p>
-      <w:pPr>
-        <w:rPr>
-          <w:rFonts w:hint="default"/>
-          <w:lang w:val="en-US" w:eastAsia="zh-CN"/>
-        </w:rPr>
-      </w:pPr>
-    </w:p>
-    <w:p>
-      <w:pPr>
-        <w:rPr>
-          <w:rFonts w:hint="eastAsia"/>
-        </w:rPr>
-      </w:pPr>
-    </w:p>
-    <w:p>
-      <w:pPr>
-        <w:rPr>
-          <w:rFonts w:hint="eastAsia"/>
-        </w:rPr>
-      </w:pPr>
     </w:p>
     <w:sectPr>
       <w:pgSz w:w="11906" w:h="16838"/>
@@ -2679,6 +2864,7 @@
     <w:name w:val="标题 4 字符"/>
     <w:basedOn w:val="10"/>
     <w:link w:val="5"/>
+    <w:qFormat/>
     <w:uiPriority w:val="9"/>
     <w:rPr>
       <w:rFonts w:asciiTheme="majorHAnsi" w:hAnsiTheme="majorHAnsi" w:eastAsiaTheme="majorEastAsia" w:cstheme="majorBidi"/>
@@ -2707,6 +2893,7 @@
     <w:name w:val="页眉 字符"/>
     <w:basedOn w:val="10"/>
     <w:link w:val="8"/>
+    <w:qFormat/>
     <w:uiPriority w:val="99"/>
     <w:rPr>
       <w:sz w:val="18"/>

--- a/project/Linux知识汇总.docx
+++ b/project/Linux知识汇总.docx
@@ -27,7 +27,7 @@
         <w:rPr>
           <w:rFonts w:hint="eastAsia"/>
         </w:rPr>
-        <w:t>课程简介</w:t>
+        <w:t>linux快速入门</w:t>
       </w:r>
     </w:p>
     <w:p>
@@ -96,20 +96,6 @@
           <w:rFonts w:hint="eastAsia"/>
         </w:rPr>
       </w:pPr>
-    </w:p>
-    <w:p>
-      <w:pPr>
-        <w:pStyle w:val="3"/>
-        <w:rPr>
-          <w:rFonts w:hint="eastAsia"/>
-        </w:rPr>
-      </w:pPr>
-      <w:r>
-        <w:rPr>
-          <w:rFonts w:hint="eastAsia"/>
-        </w:rPr>
-        <w:t>linux快速入门</w:t>
-      </w:r>
     </w:p>
     <w:p>
       <w:pPr>
@@ -820,152 +806,388 @@
     </w:p>
     <w:p>
       <w:pPr>
-        <w:rPr>
-          <w:rFonts w:hint="default"/>
-          <w:lang w:val="en-US" w:eastAsia="zh-CN"/>
-        </w:rPr>
-      </w:pPr>
-    </w:p>
-    <w:p>
-      <w:pPr>
         <w:pStyle w:val="2"/>
-        <w:rPr>
-          <w:rFonts w:hint="eastAsia"/>
-        </w:rPr>
-      </w:pPr>
-      <w:r>
-        <w:rPr>
-          <w:rFonts w:hint="eastAsia"/>
-        </w:rPr>
-        <w:t>二.第2天</w:t>
-      </w:r>
+        <w:bidi w:val="0"/>
+        <w:rPr>
+          <w:rFonts w:hint="default"/>
+          <w:lang w:val="en-US" w:eastAsia="zh-CN"/>
+        </w:rPr>
+      </w:pPr>
+      <w:r>
+        <w:rPr>
+          <w:rFonts w:hint="eastAsia"/>
+          <w:lang w:val="en-US" w:eastAsia="zh-CN"/>
+        </w:rPr>
+        <w:t>第二天</w:t>
+      </w:r>
+    </w:p>
+    <w:p>
+      <w:pPr>
+        <w:rPr>
+          <w:rFonts w:hint="default"/>
+          <w:lang w:val="en-US" w:eastAsia="zh-CN"/>
+        </w:rPr>
+      </w:pPr>
     </w:p>
     <w:p>
       <w:pPr>
         <w:pStyle w:val="3"/>
+        <w:bidi w:val="0"/>
+        <w:rPr>
+          <w:rFonts w:hint="default"/>
+          <w:lang w:val="en-US"/>
+        </w:rPr>
+      </w:pPr>
+      <w:r>
+        <w:rPr>
+          <w:rFonts w:hint="eastAsia"/>
+          <w:lang w:val="en-US" w:eastAsia="zh-CN"/>
+        </w:rPr>
+        <w:t>Shell命令</w:t>
+      </w:r>
+    </w:p>
+    <w:p>
+      <w:pPr>
+        <w:pStyle w:val="4"/>
+        <w:bidi w:val="0"/>
+        <w:rPr>
+          <w:rFonts w:hint="default"/>
+          <w:lang w:val="en-US" w:eastAsia="zh-CN"/>
+        </w:rPr>
+      </w:pPr>
+      <w:r>
+        <w:rPr>
+          <w:rFonts w:hint="eastAsia"/>
+          <w:lang w:val="en-US" w:eastAsia="zh-CN"/>
+        </w:rPr>
+        <w:t>通配符*</w:t>
+      </w:r>
+    </w:p>
+    <w:p>
+      <w:pPr>
+        <w:pStyle w:val="4"/>
+        <w:bidi w:val="0"/>
+        <w:rPr>
+          <w:rFonts w:hint="eastAsia"/>
+          <w:color w:val="FFC000"/>
+          <w:highlight w:val="none"/>
+        </w:rPr>
+      </w:pPr>
+      <w:r>
+        <w:rPr>
+          <w:rFonts w:hint="eastAsia"/>
+          <w:color w:val="FFC000"/>
+          <w:highlight w:val="none"/>
+        </w:rPr>
+        <w:t>wc命令 统计文本文件  字节数 行数  单词数</w:t>
+      </w:r>
+    </w:p>
+    <w:p>
+      <w:pPr>
+        <w:pStyle w:val="4"/>
+        <w:bidi w:val="0"/>
+        <w:rPr>
+          <w:rFonts w:hint="eastAsia"/>
+        </w:rPr>
+      </w:pPr>
+      <w:r>
+        <w:rPr>
+          <w:rFonts w:hint="eastAsia"/>
+        </w:rPr>
+        <w:t>输入输出重定向  &lt;   &gt; &gt;&gt;</w:t>
+      </w:r>
+    </w:p>
+    <w:p>
+      <w:pPr>
+        <w:pStyle w:val="4"/>
+        <w:bidi w:val="0"/>
+        <w:rPr>
+          <w:rFonts w:hint="eastAsia"/>
+          <w:lang w:val="en-US" w:eastAsia="zh-CN"/>
+        </w:rPr>
+      </w:pPr>
+      <w:r>
+        <w:rPr>
+          <w:rFonts w:hint="eastAsia"/>
+          <w:lang w:val="en-US" w:eastAsia="zh-CN"/>
+        </w:rPr>
+        <w:t>管道 | 命令之间通信</w:t>
+      </w:r>
+    </w:p>
+    <w:p>
+      <w:pPr>
+        <w:pStyle w:val="4"/>
+        <w:bidi w:val="0"/>
+        <w:rPr>
+          <w:rFonts w:hint="eastAsia"/>
+          <w:lang w:val="en-US" w:eastAsia="zh-CN"/>
+        </w:rPr>
+      </w:pPr>
+      <w:r>
+        <w:rPr>
+          <w:rFonts w:hint="eastAsia"/>
+          <w:lang w:val="en-US" w:eastAsia="zh-CN"/>
+        </w:rPr>
+        <w:t>man手册 1、表示命令/程序 2、表示系统函数 3、表示库函数</w:t>
+      </w:r>
+    </w:p>
+    <w:p>
+      <w:pPr>
+        <w:pStyle w:val="4"/>
+        <w:bidi w:val="0"/>
+        <w:rPr>
+          <w:rFonts w:hint="eastAsia"/>
+          <w:lang w:val="en-US" w:eastAsia="zh-CN"/>
+        </w:rPr>
+      </w:pPr>
+      <w:r>
+        <w:rPr>
+          <w:rFonts w:hint="eastAsia"/>
+          <w:lang w:val="en-US" w:eastAsia="zh-CN"/>
+        </w:rPr>
+        <w:t>which 输出程序/命令文件的路径</w:t>
+      </w:r>
+    </w:p>
+    <w:p>
+      <w:pPr>
+        <w:pStyle w:val="4"/>
+        <w:bidi w:val="0"/>
+        <w:rPr>
+          <w:rFonts w:hint="eastAsia"/>
+          <w:color w:val="FF0000"/>
+          <w:lang w:val="en-US" w:eastAsia="zh-CN"/>
+        </w:rPr>
+      </w:pPr>
+      <w:r>
+        <w:rPr>
+          <w:rFonts w:hint="eastAsia"/>
+          <w:color w:val="FF0000"/>
+          <w:lang w:val="en-US" w:eastAsia="zh-CN"/>
+        </w:rPr>
+        <w:t>修改PATH：1、sudo vi /ect/environment后添加“:路径”,2、source /ect/environmen</w:t>
+      </w:r>
+    </w:p>
+    <w:p>
+      <w:pPr>
+        <w:pStyle w:val="4"/>
+        <w:bidi w:val="0"/>
+        <w:rPr>
+          <w:rFonts w:hint="eastAsia"/>
+          <w:lang w:val="en-US" w:eastAsia="zh-CN"/>
+        </w:rPr>
+      </w:pPr>
+      <w:r>
+        <w:rPr>
+          <w:rFonts w:hint="eastAsia"/>
+          <w:color w:val="auto"/>
+          <w:lang w:val="en-US" w:eastAsia="zh-CN"/>
+        </w:rPr>
+        <w:t>ps 查看进</w:t>
+      </w:r>
+      <w:r>
+        <w:rPr>
+          <w:rFonts w:hint="eastAsia"/>
+          <w:lang w:val="en-US" w:eastAsia="zh-CN"/>
+        </w:rPr>
+        <w:t>程 PS   ps -ef</w:t>
+      </w:r>
+    </w:p>
+    <w:p>
+      <w:pPr>
+        <w:pStyle w:val="4"/>
+        <w:bidi w:val="0"/>
+        <w:rPr>
+          <w:rFonts w:hint="eastAsia"/>
+          <w:lang w:val="en-US" w:eastAsia="zh-CN"/>
+        </w:rPr>
+      </w:pPr>
+      <w:r>
+        <w:rPr>
+          <w:rFonts w:hint="eastAsia"/>
+          <w:lang w:val="en-US" w:eastAsia="zh-CN"/>
+        </w:rPr>
+        <w:t>kill 关掉程序</w:t>
+      </w:r>
+    </w:p>
+    <w:p>
+      <w:pPr>
+        <w:pStyle w:val="4"/>
+        <w:bidi w:val="0"/>
+        <w:rPr>
+          <w:rFonts w:hint="default"/>
+          <w:lang w:val="en-US" w:eastAsia="zh-CN"/>
+        </w:rPr>
+      </w:pPr>
+      <w:r>
+        <w:rPr>
+          <w:rFonts w:hint="default"/>
+          <w:lang w:val="en-US" w:eastAsia="zh-CN"/>
+        </w:rPr>
+        <w:t>ln命令 创建软链接文件</w:t>
+      </w:r>
+    </w:p>
+    <w:p>
+      <w:pPr>
+        <w:pStyle w:val="4"/>
+        <w:bidi w:val="0"/>
+        <w:rPr>
+          <w:rFonts w:hint="default"/>
+          <w:lang w:val="en-US" w:eastAsia="zh-CN"/>
+        </w:rPr>
+      </w:pPr>
+      <w:r>
+        <w:rPr>
+          <w:rFonts w:hint="default"/>
+          <w:lang w:val="en-US" w:eastAsia="zh-CN"/>
+        </w:rPr>
+        <w:t>chmod命令 修改权限</w:t>
+      </w:r>
+    </w:p>
+    <w:p>
+      <w:pPr>
+        <w:pStyle w:val="4"/>
+        <w:bidi w:val="0"/>
+        <w:rPr>
+          <w:rFonts w:hint="eastAsia"/>
+          <w:color w:val="FF0000"/>
+          <w:lang w:val="en-US" w:eastAsia="zh-CN"/>
+        </w:rPr>
+      </w:pPr>
+      <w:r>
+        <w:rPr>
+          <w:rFonts w:hint="default"/>
+          <w:color w:val="FF0000"/>
+          <w:lang w:val="en-US" w:eastAsia="zh-CN"/>
+        </w:rPr>
+        <w:t>chown 修改文件的所有</w:t>
+      </w:r>
+      <w:r>
+        <w:rPr>
+          <w:rFonts w:hint="eastAsia"/>
+          <w:color w:val="FF0000"/>
+          <w:lang w:val="en-US" w:eastAsia="zh-CN"/>
+        </w:rPr>
+        <w:t>者</w:t>
+      </w:r>
+    </w:p>
+    <w:p>
+      <w:pPr>
+        <w:pStyle w:val="4"/>
+        <w:bidi w:val="0"/>
+        <w:rPr>
+          <w:rFonts w:hint="eastAsia"/>
+          <w:color w:val="FF0000"/>
+          <w:lang w:val="en-US" w:eastAsia="zh-CN"/>
+        </w:rPr>
+      </w:pPr>
+      <w:r>
+        <w:rPr>
+          <w:rFonts w:hint="eastAsia"/>
+          <w:color w:val="FF0000"/>
+          <w:lang w:val="en-US" w:eastAsia="zh-CN"/>
+        </w:rPr>
+        <w:t>tar 解压缩命令  tar -czvf(gz格式)/-cjvf(bz2格式) a.tar.gz a.c   -xzvf(解压)  -C指定路径</w:t>
+      </w:r>
+    </w:p>
+    <w:p>
+      <w:pPr>
+        <w:pStyle w:val="3"/>
+        <w:bidi w:val="0"/>
+        <w:rPr>
+          <w:rFonts w:hint="eastAsia"/>
+          <w:lang w:val="en-US" w:eastAsia="zh-CN"/>
+        </w:rPr>
+      </w:pPr>
+      <w:r>
+        <w:rPr>
+          <w:rFonts w:hint="eastAsia"/>
+          <w:lang w:val="en-US" w:eastAsia="zh-CN"/>
+        </w:rPr>
+        <w:t>网络管理</w:t>
+      </w:r>
+    </w:p>
+    <w:p>
+      <w:pPr>
+        <w:pStyle w:val="4"/>
+        <w:bidi w:val="0"/>
+        <w:rPr>
+          <w:rFonts w:hint="default"/>
+          <w:lang w:val="en-US" w:eastAsia="zh-CN"/>
+        </w:rPr>
+      </w:pPr>
+      <w:r>
+        <w:rPr>
+          <w:rFonts w:hint="eastAsia"/>
+          <w:lang w:val="en-US" w:eastAsia="zh-CN"/>
+        </w:rPr>
+        <w:t>ifconfig命令 查看网络配置</w:t>
+      </w:r>
+    </w:p>
+    <w:p>
+      <w:pPr>
+        <w:pStyle w:val="4"/>
+        <w:bidi w:val="0"/>
+        <w:rPr>
+          <w:rFonts w:hint="default"/>
+          <w:lang w:val="en-US" w:eastAsia="zh-CN"/>
+        </w:rPr>
+      </w:pPr>
+      <w:r>
+        <w:rPr>
+          <w:rFonts w:hint="default"/>
+          <w:lang w:val="en-US" w:eastAsia="zh-CN"/>
+        </w:rPr>
+        <w:t>sudo systemctl restart NetworkManager</w:t>
+      </w:r>
+      <w:r>
+        <w:rPr>
+          <w:rFonts w:hint="eastAsia"/>
+          <w:lang w:val="en-US" w:eastAsia="zh-CN"/>
+        </w:rPr>
+        <w:t>重启网络服务</w:t>
+      </w:r>
+    </w:p>
+    <w:p>
+      <w:pPr>
+        <w:pStyle w:val="4"/>
+        <w:bidi w:val="0"/>
+        <w:rPr>
+          <w:rFonts w:hint="eastAsia"/>
+          <w:lang w:val="en-US" w:eastAsia="zh-CN"/>
+        </w:rPr>
+      </w:pPr>
+      <w:r>
+        <w:rPr>
+          <w:rFonts w:hint="eastAsia"/>
+          <w:lang w:val="en-US" w:eastAsia="zh-CN"/>
+        </w:rPr>
+        <w:t>安装ssh服务，可以使用mobaxterm使用ssh连接</w:t>
+      </w:r>
+    </w:p>
+    <w:p>
+      <w:pPr>
+        <w:pStyle w:val="4"/>
+        <w:bidi w:val="0"/>
+        <w:rPr>
+          <w:rFonts w:hint="eastAsia"/>
+          <w:lang w:val="en-US" w:eastAsia="zh-CN"/>
+        </w:rPr>
+      </w:pPr>
+      <w:r>
+        <w:rPr>
+          <w:rFonts w:hint="eastAsia"/>
+          <w:lang w:val="en-US" w:eastAsia="zh-CN"/>
+        </w:rPr>
+        <w:t xml:space="preserve">使用samba进行文件传输  </w:t>
+      </w:r>
+    </w:p>
+    <w:p>
+      <w:pPr>
         <w:numPr>
-          <w:ilvl w:val="1"/>
+          <w:ilvl w:val="0"/>
           <w:numId w:val="4"/>
         </w:numPr>
-        <w:rPr>
-          <w:rFonts w:hint="default"/>
-          <w:lang w:val="en-US"/>
-        </w:rPr>
-      </w:pPr>
-      <w:r>
-        <w:rPr>
-          <w:rFonts w:hint="eastAsia"/>
-          <w:lang w:val="en-US" w:eastAsia="zh-CN"/>
-        </w:rPr>
-        <w:t>Shell命令</w:t>
-      </w:r>
-    </w:p>
-    <w:p>
-      <w:pPr>
-        <w:pStyle w:val="4"/>
-        <w:bidi w:val="0"/>
-        <w:rPr>
-          <w:rFonts w:hint="default"/>
-          <w:lang w:val="en-US" w:eastAsia="zh-CN"/>
-        </w:rPr>
-      </w:pPr>
-      <w:r>
-        <w:rPr>
-          <w:rFonts w:hint="eastAsia"/>
-          <w:lang w:val="en-US" w:eastAsia="zh-CN"/>
-        </w:rPr>
-        <w:t>通配符*</w:t>
-      </w:r>
-    </w:p>
-    <w:p>
-      <w:pPr>
-        <w:pStyle w:val="4"/>
-        <w:bidi w:val="0"/>
-        <w:rPr>
-          <w:rFonts w:hint="eastAsia"/>
-          <w:color w:val="FFC000"/>
-          <w:highlight w:val="none"/>
-        </w:rPr>
-      </w:pPr>
-      <w:r>
-        <w:rPr>
-          <w:rFonts w:hint="eastAsia"/>
-          <w:color w:val="FFC000"/>
-          <w:highlight w:val="none"/>
-        </w:rPr>
-        <w:t>wc命令 统计文本文件  字节数 行数  单词数</w:t>
-      </w:r>
-    </w:p>
-    <w:p>
-      <w:pPr>
-        <w:pStyle w:val="4"/>
-        <w:bidi w:val="0"/>
-        <w:rPr>
-          <w:rFonts w:hint="eastAsia"/>
-        </w:rPr>
-      </w:pPr>
-      <w:r>
-        <w:rPr>
-          <w:rFonts w:hint="eastAsia"/>
-        </w:rPr>
-        <w:t>输入输出重定向  &lt;   &gt; &gt;&gt;</w:t>
-      </w:r>
-    </w:p>
-    <w:p>
-      <w:pPr>
-        <w:pStyle w:val="4"/>
-        <w:bidi w:val="0"/>
-        <w:rPr>
-          <w:rFonts w:hint="eastAsia"/>
-          <w:lang w:val="en-US" w:eastAsia="zh-CN"/>
-        </w:rPr>
-      </w:pPr>
-      <w:r>
-        <w:rPr>
-          <w:rFonts w:hint="eastAsia"/>
-          <w:lang w:val="en-US" w:eastAsia="zh-CN"/>
-        </w:rPr>
-        <w:t>管道 | 命令之间通信</w:t>
-      </w:r>
-    </w:p>
-    <w:p>
-      <w:pPr>
-        <w:pStyle w:val="4"/>
-        <w:bidi w:val="0"/>
-        <w:rPr>
-          <w:rFonts w:hint="eastAsia"/>
-          <w:lang w:val="en-US" w:eastAsia="zh-CN"/>
-        </w:rPr>
-      </w:pPr>
-      <w:r>
-        <w:rPr>
-          <w:rFonts w:hint="eastAsia"/>
-          <w:lang w:val="en-US" w:eastAsia="zh-CN"/>
-        </w:rPr>
-        <w:t>man手册 1、表示命令/程序 2、表示系统函数 3、表示库函数</w:t>
-      </w:r>
-    </w:p>
-    <w:p>
-      <w:pPr>
-        <w:pStyle w:val="4"/>
-        <w:bidi w:val="0"/>
-        <w:rPr>
-          <w:rFonts w:hint="eastAsia"/>
-          <w:lang w:val="en-US" w:eastAsia="zh-CN"/>
-        </w:rPr>
-      </w:pPr>
-      <w:r>
-        <w:rPr>
-          <w:rFonts w:hint="eastAsia"/>
-          <w:lang w:val="en-US" w:eastAsia="zh-CN"/>
-        </w:rPr>
-        <w:t>which 输出程序/命令文件的路径</w:t>
-      </w:r>
-    </w:p>
-    <w:p>
-      <w:pPr>
-        <w:pStyle w:val="4"/>
-        <w:bidi w:val="0"/>
+        <w:ind w:firstLine="420" w:firstLineChars="0"/>
         <w:rPr>
           <w:rFonts w:hint="eastAsia"/>
           <w:color w:val="FF0000"/>
@@ -978,257 +1200,383 @@
           <w:color w:val="FF0000"/>
           <w:lang w:val="en-US" w:eastAsia="zh-CN"/>
         </w:rPr>
-        <w:t>修改PATH：1、sudo vi /ect/environment后添加“:路径”,2、source /ect/environmen</w:t>
-      </w:r>
-    </w:p>
-    <w:p>
-      <w:pPr>
-        <w:pStyle w:val="4"/>
-        <w:bidi w:val="0"/>
-        <w:rPr>
-          <w:rFonts w:hint="eastAsia"/>
-          <w:lang w:val="en-US" w:eastAsia="zh-CN"/>
-        </w:rPr>
-      </w:pPr>
-      <w:r>
-        <w:rPr>
-          <w:rFonts w:hint="eastAsia"/>
+        <w:t>安装samba 2、创建共享文件，权限设置777 3、修改配置文件sudo vi /etc/samba/smb.conf 4重启服务sudo /etc/init.d/smbd restart</w:t>
+      </w:r>
+    </w:p>
+    <w:p>
+      <w:pPr>
+        <w:numPr>
+          <w:ilvl w:val="0"/>
+          <w:numId w:val="0"/>
+        </w:numPr>
+        <w:rPr>
+          <w:rFonts w:hint="default"/>
           <w:color w:val="auto"/>
           <w:lang w:val="en-US" w:eastAsia="zh-CN"/>
         </w:rPr>
-        <w:t>ps 查看进</w:t>
-      </w:r>
-      <w:r>
-        <w:rPr>
-          <w:rFonts w:hint="eastAsia"/>
-          <w:lang w:val="en-US" w:eastAsia="zh-CN"/>
-        </w:rPr>
-        <w:t>程 PS   ps -ef</w:t>
-      </w:r>
-    </w:p>
-    <w:p>
-      <w:pPr>
-        <w:pStyle w:val="4"/>
-        <w:bidi w:val="0"/>
-        <w:rPr>
-          <w:rFonts w:hint="eastAsia"/>
-          <w:lang w:val="en-US" w:eastAsia="zh-CN"/>
-        </w:rPr>
-      </w:pPr>
-      <w:r>
-        <w:rPr>
-          <w:rFonts w:hint="eastAsia"/>
-          <w:lang w:val="en-US" w:eastAsia="zh-CN"/>
-        </w:rPr>
-        <w:t>kill 关掉程序</w:t>
-      </w:r>
-    </w:p>
-    <w:p>
-      <w:pPr>
-        <w:pStyle w:val="4"/>
-        <w:bidi w:val="0"/>
-        <w:rPr>
-          <w:rFonts w:hint="default"/>
-          <w:lang w:val="en-US" w:eastAsia="zh-CN"/>
-        </w:rPr>
-      </w:pPr>
-      <w:r>
-        <w:rPr>
-          <w:rFonts w:hint="default"/>
-          <w:lang w:val="en-US" w:eastAsia="zh-CN"/>
-        </w:rPr>
-        <w:t>ln命令 创建软链接文件</w:t>
-      </w:r>
-    </w:p>
-    <w:p>
-      <w:pPr>
-        <w:pStyle w:val="4"/>
-        <w:bidi w:val="0"/>
-        <w:rPr>
-          <w:rFonts w:hint="default"/>
-          <w:lang w:val="en-US" w:eastAsia="zh-CN"/>
-        </w:rPr>
-      </w:pPr>
-      <w:r>
-        <w:rPr>
-          <w:rFonts w:hint="default"/>
-          <w:lang w:val="en-US" w:eastAsia="zh-CN"/>
-        </w:rPr>
-        <w:t>chmod命令 修改权限</w:t>
-      </w:r>
-    </w:p>
-    <w:p>
-      <w:pPr>
-        <w:pStyle w:val="4"/>
-        <w:bidi w:val="0"/>
-        <w:rPr>
-          <w:rFonts w:hint="eastAsia"/>
-          <w:color w:val="FF0000"/>
-          <w:lang w:val="en-US" w:eastAsia="zh-CN"/>
-        </w:rPr>
-      </w:pPr>
-      <w:r>
-        <w:rPr>
-          <w:rFonts w:hint="default"/>
-          <w:color w:val="FF0000"/>
-          <w:lang w:val="en-US" w:eastAsia="zh-CN"/>
-        </w:rPr>
-        <w:t>chown 修改文件的所有</w:t>
-      </w:r>
-      <w:r>
-        <w:rPr>
-          <w:rFonts w:hint="eastAsia"/>
-          <w:color w:val="FF0000"/>
-          <w:lang w:val="en-US" w:eastAsia="zh-CN"/>
-        </w:rPr>
-        <w:t>者</w:t>
-      </w:r>
-    </w:p>
-    <w:p>
-      <w:pPr>
-        <w:pStyle w:val="4"/>
-        <w:bidi w:val="0"/>
-        <w:rPr>
-          <w:rFonts w:hint="eastAsia"/>
-          <w:color w:val="FF0000"/>
-          <w:lang w:val="en-US" w:eastAsia="zh-CN"/>
-        </w:rPr>
-      </w:pPr>
-      <w:r>
-        <w:rPr>
-          <w:rFonts w:hint="eastAsia"/>
-          <w:color w:val="FF0000"/>
-          <w:lang w:val="en-US" w:eastAsia="zh-CN"/>
-        </w:rPr>
-        <w:t>tar 解压缩命令  tar -czvf(gz格式)/-cjvf(bz2格式) a.tar.gz a.c   -xzvf(解压)  -C指定路径</w:t>
-      </w:r>
+      </w:pPr>
     </w:p>
     <w:p>
       <w:pPr>
         <w:pStyle w:val="3"/>
         <w:bidi w:val="0"/>
         <w:rPr>
-          <w:rFonts w:hint="eastAsia"/>
-          <w:lang w:val="en-US" w:eastAsia="zh-CN"/>
-        </w:rPr>
-      </w:pPr>
-      <w:r>
-        <w:rPr>
-          <w:rFonts w:hint="eastAsia"/>
-          <w:lang w:val="en-US" w:eastAsia="zh-CN"/>
-        </w:rPr>
-        <w:t>网络管理</w:t>
-      </w:r>
-    </w:p>
-    <w:p>
-      <w:pPr>
-        <w:pStyle w:val="4"/>
-        <w:bidi w:val="0"/>
-        <w:rPr>
-          <w:rFonts w:hint="default"/>
-          <w:lang w:val="en-US" w:eastAsia="zh-CN"/>
-        </w:rPr>
-      </w:pPr>
-      <w:r>
-        <w:rPr>
-          <w:rFonts w:hint="eastAsia"/>
-          <w:lang w:val="en-US" w:eastAsia="zh-CN"/>
-        </w:rPr>
-        <w:t>ifconfig命令 查看网络配置</w:t>
-      </w:r>
-    </w:p>
-    <w:p>
-      <w:pPr>
-        <w:pStyle w:val="4"/>
-        <w:bidi w:val="0"/>
-        <w:rPr>
-          <w:rFonts w:hint="default"/>
-          <w:lang w:val="en-US" w:eastAsia="zh-CN"/>
-        </w:rPr>
-      </w:pPr>
-      <w:r>
-        <w:rPr>
-          <w:rFonts w:hint="default"/>
-          <w:lang w:val="en-US" w:eastAsia="zh-CN"/>
-        </w:rPr>
-        <w:t>sudo systemctl restart NetworkManager</w:t>
-      </w:r>
-      <w:r>
-        <w:rPr>
-          <w:rFonts w:hint="eastAsia"/>
-          <w:lang w:val="en-US" w:eastAsia="zh-CN"/>
-        </w:rPr>
-        <w:t>重启网络服务</w:t>
-      </w:r>
-    </w:p>
-    <w:p>
-      <w:pPr>
-        <w:pStyle w:val="4"/>
-        <w:bidi w:val="0"/>
-        <w:rPr>
-          <w:rFonts w:hint="eastAsia"/>
-          <w:lang w:val="en-US" w:eastAsia="zh-CN"/>
-        </w:rPr>
-      </w:pPr>
-      <w:r>
-        <w:rPr>
-          <w:rFonts w:hint="eastAsia"/>
-          <w:lang w:val="en-US" w:eastAsia="zh-CN"/>
-        </w:rPr>
-        <w:t>安装ssh服务，可以使用mobaxterm使用ssh连接</w:t>
-      </w:r>
-    </w:p>
-    <w:p>
-      <w:pPr>
-        <w:pStyle w:val="4"/>
-        <w:bidi w:val="0"/>
-        <w:rPr>
-          <w:rFonts w:hint="eastAsia"/>
-          <w:lang w:val="en-US" w:eastAsia="zh-CN"/>
-        </w:rPr>
-      </w:pPr>
-      <w:r>
-        <w:rPr>
-          <w:rFonts w:hint="eastAsia"/>
-          <w:lang w:val="en-US" w:eastAsia="zh-CN"/>
-        </w:rPr>
-        <w:t xml:space="preserve">使用samba进行文件传输  </w:t>
-      </w:r>
-    </w:p>
-    <w:p>
-      <w:pPr>
+          <w:rFonts w:hint="default"/>
+          <w:lang w:val="en-US" w:eastAsia="zh-CN"/>
+        </w:rPr>
+      </w:pPr>
+      <w:r>
+        <w:rPr>
+          <w:rFonts w:hint="default"/>
+          <w:lang w:val="en-US" w:eastAsia="zh-CN"/>
+        </w:rPr>
+        <w:t>变量存储类型 进程内存映像</w:t>
+      </w:r>
+    </w:p>
+    <w:p>
+      <w:pPr>
+        <w:pStyle w:val="4"/>
+        <w:bidi w:val="0"/>
+        <w:rPr>
+          <w:rFonts w:hint="eastAsia"/>
+          <w:lang w:val="en-US" w:eastAsia="zh-CN"/>
+        </w:rPr>
+      </w:pPr>
+      <w:r>
+        <w:rPr>
+          <w:rFonts w:hint="eastAsia"/>
+          <w:lang w:val="en-US" w:eastAsia="zh-CN"/>
+        </w:rPr>
+        <w:t>gcc   ESc-&gt;iso</w:t>
+      </w:r>
+    </w:p>
+    <w:p>
+      <w:pPr>
+        <w:pStyle w:val="4"/>
+        <w:bidi w:val="0"/>
+        <w:rPr>
+          <w:rFonts w:hint="default"/>
+          <w:lang w:val="en-US" w:eastAsia="zh-CN"/>
+        </w:rPr>
+      </w:pPr>
+      <w:r>
+        <w:rPr>
+          <w:rFonts w:hint="default"/>
+          <w:lang w:val="en-US" w:eastAsia="zh-CN"/>
+        </w:rPr>
+        <w:t>nm命令查看二进制文件的符号表</w:t>
+      </w:r>
+    </w:p>
+    <w:p>
+      <w:pPr>
+        <w:pStyle w:val="2"/>
+        <w:bidi w:val="0"/>
+        <w:rPr>
+          <w:rFonts w:hint="eastAsia"/>
+          <w:lang w:val="en-US" w:eastAsia="zh-CN"/>
+        </w:rPr>
+      </w:pPr>
+      <w:r>
+        <w:rPr>
+          <w:rFonts w:hint="eastAsia"/>
+        </w:rPr>
+        <w:t>第3天</w:t>
+      </w:r>
+      <w:r>
+        <w:rPr>
+          <w:rFonts w:hint="eastAsia"/>
+          <w:lang w:val="en-US" w:eastAsia="zh-CN"/>
+        </w:rPr>
+        <w:t>Makefile</w:t>
+      </w:r>
+    </w:p>
+    <w:p>
+      <w:pPr>
+        <w:pStyle w:val="3"/>
+        <w:bidi w:val="0"/>
+        <w:rPr>
+          <w:rFonts w:hint="default"/>
+          <w:lang w:val="en-US" w:eastAsia="zh-CN"/>
+        </w:rPr>
+      </w:pPr>
+      <w:r>
+        <w:rPr>
+          <w:rFonts w:hint="eastAsia"/>
+          <w:lang w:val="en-US" w:eastAsia="zh-CN"/>
+        </w:rPr>
+        <w:t>makefile</w:t>
+      </w:r>
+    </w:p>
+    <w:p>
+      <w:pPr>
+        <w:pStyle w:val="4"/>
+        <w:bidi w:val="0"/>
+        <w:rPr>
+          <w:rFonts w:hint="eastAsia"/>
+          <w:lang w:val="en-US" w:eastAsia="zh-CN"/>
+        </w:rPr>
+      </w:pPr>
+      <w:r>
+        <w:rPr>
+          <w:rFonts w:hint="eastAsia"/>
+          <w:lang w:val="en-US" w:eastAsia="zh-CN"/>
+        </w:rPr>
+        <w:t>.phony:clean 伪目标，强制更新</w:t>
+      </w:r>
+    </w:p>
+    <w:p>
+      <w:pPr>
+        <w:pStyle w:val="4"/>
+        <w:bidi w:val="0"/>
+        <w:rPr>
+          <w:rFonts w:hint="default"/>
+          <w:lang w:val="en-US" w:eastAsia="zh-CN"/>
+        </w:rPr>
+      </w:pPr>
+      <w:r>
+        <w:rPr>
+          <w:rFonts w:hint="default"/>
+          <w:lang w:val="en-US" w:eastAsia="zh-CN"/>
+        </w:rPr>
+        <w:t xml:space="preserve"> 自动变量:   自动赋值   $@  $^  $&lt;….</w:t>
+      </w:r>
+    </w:p>
+    <w:p>
+      <w:pPr>
+        <w:pStyle w:val="4"/>
+        <w:bidi w:val="0"/>
+        <w:rPr>
+          <w:rFonts w:hint="default"/>
+          <w:lang w:val="en-US" w:eastAsia="zh-CN"/>
+        </w:rPr>
+      </w:pPr>
+      <w:r>
+        <w:rPr>
+          <w:rFonts w:hint="default"/>
+          <w:lang w:val="en-US" w:eastAsia="zh-CN"/>
+        </w:rPr>
+        <w:t xml:space="preserve"> 内置变量:  默认有定义的   CC=cc   RM=rm -f</w:t>
+      </w:r>
+    </w:p>
+    <w:p>
+      <w:pPr>
+        <w:pStyle w:val="4"/>
+        <w:bidi w:val="0"/>
+        <w:rPr>
+          <w:rFonts w:hint="eastAsia"/>
+          <w:lang w:val="en-US" w:eastAsia="zh-CN"/>
+        </w:rPr>
+      </w:pPr>
+      <w:r>
+        <w:rPr>
+          <w:rFonts w:hint="eastAsia"/>
+          <w:lang w:val="en-US" w:eastAsia="zh-CN"/>
+        </w:rPr>
+        <w:t>定义变量</w:t>
+      </w:r>
+    </w:p>
+    <w:p>
+      <w:pPr>
+        <w:ind w:firstLine="420" w:firstLineChars="0"/>
+        <w:rPr>
+          <w:rFonts w:hint="default"/>
+          <w:lang w:val="en-US" w:eastAsia="zh-CN"/>
+        </w:rPr>
+      </w:pPr>
+      <w:r>
+        <w:rPr>
+          <w:rFonts w:hint="default"/>
+          <w:lang w:val="en-US" w:eastAsia="zh-CN"/>
+        </w:rPr>
+        <w:t>延时变量  VAR = $(XX)</w:t>
+      </w:r>
+      <w:r>
+        <w:rPr>
+          <w:rFonts w:hint="eastAsia"/>
+          <w:lang w:val="en-US" w:eastAsia="zh-CN"/>
+        </w:rPr>
+        <w:t xml:space="preserve">  找不到XX变量定义往下找</w:t>
+      </w:r>
+    </w:p>
+    <w:p>
+      <w:pPr>
+        <w:ind w:firstLine="420" w:firstLineChars="0"/>
+        <w:rPr>
+          <w:rFonts w:hint="eastAsia"/>
+          <w:lang w:val="en-US" w:eastAsia="zh-CN"/>
+        </w:rPr>
+      </w:pPr>
+      <w:r>
+        <w:rPr>
+          <w:rFonts w:hint="default"/>
+          <w:lang w:val="en-US" w:eastAsia="zh-CN"/>
+        </w:rPr>
+        <w:t>立即变量  VAR:= $(YY)</w:t>
+      </w:r>
+      <w:r>
+        <w:rPr>
+          <w:rFonts w:hint="eastAsia"/>
+          <w:lang w:val="en-US" w:eastAsia="zh-CN"/>
+        </w:rPr>
+        <w:t xml:space="preserve">  找不到YY变量定义为空</w:t>
+      </w:r>
+    </w:p>
+    <w:p>
+      <w:pPr>
+        <w:ind w:firstLine="420" w:firstLineChars="0"/>
+        <w:rPr>
+          <w:rFonts w:hint="eastAsia"/>
+          <w:lang w:val="en-US" w:eastAsia="zh-CN"/>
+        </w:rPr>
+      </w:pPr>
+      <w:r>
+        <w:rPr>
+          <w:rFonts w:hint="default"/>
+          <w:lang w:val="en-US" w:eastAsia="zh-CN"/>
+        </w:rPr>
+        <w:t>累加变量  VAR+=$(ZZ)</w:t>
+      </w:r>
+      <w:r>
+        <w:rPr>
+          <w:rFonts w:hint="eastAsia"/>
+          <w:lang w:val="en-US" w:eastAsia="zh-CN"/>
+        </w:rPr>
+        <w:t xml:space="preserve">  所有VAR变量的值累加起来 空格隔开</w:t>
+      </w:r>
+    </w:p>
+    <w:p>
+      <w:pPr>
+        <w:pStyle w:val="4"/>
+        <w:bidi w:val="0"/>
+        <w:rPr>
+          <w:rFonts w:hint="default"/>
+          <w:lang w:val="en-US" w:eastAsia="zh-CN"/>
+        </w:rPr>
+      </w:pPr>
+      <w:r>
+        <w:rPr>
+          <w:rFonts w:hint="default"/>
+          <w:lang w:val="en-US" w:eastAsia="zh-CN"/>
+        </w:rPr>
+        <w:t>wildcard 函数  功能:列出当前目录下符合 "模式"的文件列表,用空格隔开</w:t>
+      </w:r>
+    </w:p>
+    <w:p>
+      <w:pPr>
+        <w:pStyle w:val="4"/>
+        <w:bidi w:val="0"/>
+        <w:rPr>
+          <w:rFonts w:hint="eastAsia"/>
+          <w:lang w:val="en-US" w:eastAsia="zh-CN"/>
+        </w:rPr>
+      </w:pPr>
+      <w:r>
+        <w:rPr>
+          <w:rFonts w:hint="default"/>
+          <w:lang w:val="en-US" w:eastAsia="zh-CN"/>
+        </w:rPr>
+        <w:t>shell函数  功能执行shell命令</w:t>
+      </w:r>
+      <w:r>
+        <w:rPr>
+          <w:rFonts w:hint="eastAsia"/>
+          <w:lang w:val="en-US" w:eastAsia="zh-CN"/>
+        </w:rPr>
+        <w:t xml:space="preserve"> 例如$(shell  ls *.c)</w:t>
+      </w:r>
+    </w:p>
+    <w:p>
+      <w:pPr>
+        <w:pStyle w:val="4"/>
+        <w:bidi w:val="0"/>
+        <w:rPr>
+          <w:rFonts w:hint="default"/>
+          <w:lang w:val="en-US" w:eastAsia="zh-CN"/>
+        </w:rPr>
+      </w:pPr>
+      <w:r>
+        <w:rPr>
+          <w:rFonts w:hint="default"/>
+          <w:lang w:val="en-US" w:eastAsia="zh-CN"/>
+        </w:rPr>
+        <w:t>patsubst函数   功能: 替换</w:t>
+      </w:r>
+    </w:p>
+    <w:p>
+      <w:pPr>
+        <w:pStyle w:val="4"/>
+        <w:bidi w:val="0"/>
+        <w:rPr>
+          <w:rFonts w:hint="default"/>
+          <w:lang w:val="en-US" w:eastAsia="zh-CN"/>
+        </w:rPr>
+      </w:pPr>
+      <w:r>
+        <w:rPr>
+          <w:rFonts w:hint="default"/>
+          <w:lang w:val="en-US" w:eastAsia="zh-CN"/>
+        </w:rPr>
+        <w:t>make  -C  指定某个目录下的Makefile</w:t>
+      </w:r>
+    </w:p>
+    <w:p>
+      <w:pPr>
+        <w:pStyle w:val="4"/>
+        <w:bidi w:val="0"/>
+        <w:rPr>
+          <w:rFonts w:hint="default"/>
+          <w:lang w:val="en-US" w:eastAsia="zh-CN"/>
+        </w:rPr>
+      </w:pPr>
+      <w:r>
+        <w:rPr>
+          <w:rFonts w:hint="default"/>
+          <w:lang w:val="en-US" w:eastAsia="zh-CN"/>
+        </w:rPr>
+        <w:t>-I选项指定头文件路径</w:t>
+      </w:r>
+    </w:p>
+    <w:p>
+      <w:pPr>
+        <w:rPr>
+          <w:rFonts w:hint="eastAsia"/>
+        </w:rPr>
+      </w:pPr>
+    </w:p>
+    <w:p>
+      <w:pPr>
+        <w:rPr>
+          <w:rFonts w:hint="eastAsia"/>
+        </w:rPr>
+      </w:pPr>
+    </w:p>
+    <w:p>
+      <w:pPr>
+        <w:rPr>
+          <w:rFonts w:hint="eastAsia"/>
+        </w:rPr>
+      </w:pPr>
+    </w:p>
+    <w:p>
+      <w:pPr>
+        <w:pStyle w:val="2"/>
         <w:numPr>
           <w:ilvl w:val="0"/>
           <w:numId w:val="5"/>
         </w:numPr>
-        <w:ind w:firstLine="420" w:firstLineChars="0"/>
-        <w:rPr>
-          <w:rFonts w:hint="eastAsia"/>
-          <w:color w:val="FF0000"/>
-          <w:lang w:val="en-US" w:eastAsia="zh-CN"/>
-        </w:rPr>
-      </w:pPr>
-      <w:r>
-        <w:rPr>
-          <w:rFonts w:hint="eastAsia"/>
-          <w:color w:val="FF0000"/>
-          <w:lang w:val="en-US" w:eastAsia="zh-CN"/>
-        </w:rPr>
-        <w:t>安装samba 2、创建共享文件，权限设置777 3、修改配置文件sudo vi /etc/samba/smb.conf 4重启服务sudo /etc/init.d/smbd restart</w:t>
-      </w:r>
-    </w:p>
-    <w:p>
-      <w:pPr>
-        <w:numPr>
-          <w:ilvl w:val="0"/>
-          <w:numId w:val="0"/>
-        </w:numPr>
-        <w:rPr>
-          <w:rFonts w:hint="default"/>
-          <w:color w:val="auto"/>
-          <w:lang w:val="en-US" w:eastAsia="zh-CN"/>
-        </w:rPr>
-      </w:pPr>
+        <w:bidi w:val="0"/>
+        <w:rPr>
+          <w:rFonts w:hint="default"/>
+          <w:lang w:val="en-US" w:eastAsia="zh-CN"/>
+        </w:rPr>
+      </w:pPr>
+      <w:r>
+        <w:rPr>
+          <w:rFonts w:hint="eastAsia"/>
+          <w:lang w:val="en-US" w:eastAsia="zh-CN"/>
+        </w:rPr>
+        <w:t>文件IO-标准IO库函数</w:t>
+      </w:r>
     </w:p>
     <w:p>
       <w:pPr>
@@ -1241,353 +1589,10 @@
       </w:pPr>
       <w:r>
         <w:rPr>
-          <w:rFonts w:hint="default"/>
-          <w:lang w:val="en-US" w:eastAsia="zh-CN"/>
-        </w:rPr>
-        <w:t>变量存储类型 进程内存映像</w:t>
-      </w:r>
-    </w:p>
-    <w:p>
-      <w:pPr>
-        <w:pStyle w:val="4"/>
-        <w:bidi w:val="0"/>
-        <w:rPr>
-          <w:rFonts w:hint="eastAsia"/>
-          <w:lang w:val="en-US" w:eastAsia="zh-CN"/>
-        </w:rPr>
-      </w:pPr>
-      <w:r>
-        <w:rPr>
-          <w:rFonts w:hint="eastAsia"/>
-          <w:lang w:val="en-US" w:eastAsia="zh-CN"/>
-        </w:rPr>
-        <w:t>gcc   ESc-&gt;iso</w:t>
-      </w:r>
-    </w:p>
-    <w:p>
-      <w:pPr>
-        <w:pStyle w:val="4"/>
-        <w:bidi w:val="0"/>
-        <w:rPr>
-          <w:rFonts w:hint="default"/>
-          <w:lang w:val="en-US" w:eastAsia="zh-CN"/>
-        </w:rPr>
-      </w:pPr>
-      <w:r>
-        <w:rPr>
-          <w:rFonts w:hint="default"/>
-          <w:lang w:val="en-US" w:eastAsia="zh-CN"/>
-        </w:rPr>
-        <w:t>nm命令查看二进制文件的符号表</w:t>
-      </w:r>
-    </w:p>
-    <w:p>
-      <w:pPr>
-        <w:pStyle w:val="2"/>
-        <w:jc w:val="left"/>
-        <w:rPr>
-          <w:rFonts w:hint="default" w:eastAsiaTheme="minorEastAsia"/>
-          <w:lang w:val="en-US" w:eastAsia="zh-CN"/>
-        </w:rPr>
-      </w:pPr>
-      <w:r>
-        <w:rPr>
-          <w:rFonts w:hint="eastAsia"/>
-        </w:rPr>
-        <w:t>第3天</w:t>
-      </w:r>
-      <w:r>
-        <w:rPr>
-          <w:rFonts w:hint="eastAsia"/>
-          <w:lang w:val="en-US" w:eastAsia="zh-CN"/>
-        </w:rPr>
-        <w:t>Makefile</w:t>
-      </w:r>
-    </w:p>
-    <w:p>
-      <w:pPr>
-        <w:pStyle w:val="4"/>
-        <w:bidi w:val="0"/>
-        <w:rPr>
-          <w:rFonts w:hint="eastAsia"/>
-          <w:lang w:val="en-US" w:eastAsia="zh-CN"/>
-        </w:rPr>
-      </w:pPr>
-      <w:r>
-        <w:rPr>
-          <w:rFonts w:hint="eastAsia"/>
-          <w:lang w:val="en-US" w:eastAsia="zh-CN"/>
-        </w:rPr>
-        <w:t>.phony:clean 伪目标，强制更新</w:t>
-      </w:r>
-    </w:p>
-    <w:p>
-      <w:pPr>
-        <w:pStyle w:val="4"/>
-        <w:bidi w:val="0"/>
-        <w:rPr>
-          <w:rFonts w:hint="default"/>
-          <w:lang w:val="en-US" w:eastAsia="zh-CN"/>
-        </w:rPr>
-      </w:pPr>
-      <w:r>
-        <w:rPr>
-          <w:rFonts w:hint="default"/>
-          <w:lang w:val="en-US" w:eastAsia="zh-CN"/>
-        </w:rPr>
-        <w:t xml:space="preserve"> 自动变量:   自动赋值   $@  $^  $&lt;….</w:t>
-      </w:r>
-    </w:p>
-    <w:p>
-      <w:pPr>
-        <w:pStyle w:val="4"/>
-        <w:bidi w:val="0"/>
-        <w:rPr>
-          <w:rFonts w:hint="default"/>
-          <w:lang w:val="en-US" w:eastAsia="zh-CN"/>
-        </w:rPr>
-      </w:pPr>
-      <w:r>
-        <w:rPr>
-          <w:rFonts w:hint="default"/>
-          <w:lang w:val="en-US" w:eastAsia="zh-CN"/>
-        </w:rPr>
-        <w:t xml:space="preserve"> 内置变量:  默认有定义的   CC=cc   RM=rm -f</w:t>
-      </w:r>
-    </w:p>
-    <w:p>
-      <w:pPr>
-        <w:pStyle w:val="4"/>
-        <w:bidi w:val="0"/>
-        <w:rPr>
-          <w:rFonts w:hint="eastAsia"/>
-          <w:lang w:val="en-US" w:eastAsia="zh-CN"/>
-        </w:rPr>
-      </w:pPr>
-      <w:r>
-        <w:rPr>
-          <w:rFonts w:hint="eastAsia"/>
-          <w:lang w:val="en-US" w:eastAsia="zh-CN"/>
-        </w:rPr>
-        <w:t>定义变量</w:t>
-      </w:r>
-    </w:p>
-    <w:p>
-      <w:pPr>
-        <w:ind w:firstLine="420" w:firstLineChars="0"/>
-        <w:rPr>
-          <w:rFonts w:hint="default"/>
-          <w:lang w:val="en-US" w:eastAsia="zh-CN"/>
-        </w:rPr>
-      </w:pPr>
-      <w:r>
-        <w:rPr>
-          <w:rFonts w:hint="default"/>
-          <w:lang w:val="en-US" w:eastAsia="zh-CN"/>
-        </w:rPr>
-        <w:t>延时变量  VAR = $(XX)</w:t>
-      </w:r>
-      <w:r>
-        <w:rPr>
-          <w:rFonts w:hint="eastAsia"/>
-          <w:lang w:val="en-US" w:eastAsia="zh-CN"/>
-        </w:rPr>
-        <w:t xml:space="preserve">  找不到XX变量定义往下找</w:t>
-      </w:r>
-    </w:p>
-    <w:p>
-      <w:pPr>
-        <w:ind w:firstLine="420" w:firstLineChars="0"/>
-        <w:rPr>
-          <w:rFonts w:hint="eastAsia"/>
-          <w:lang w:val="en-US" w:eastAsia="zh-CN"/>
-        </w:rPr>
-      </w:pPr>
-      <w:r>
-        <w:rPr>
-          <w:rFonts w:hint="default"/>
-          <w:lang w:val="en-US" w:eastAsia="zh-CN"/>
-        </w:rPr>
-        <w:t>立即变量  VAR:= $(YY)</w:t>
-      </w:r>
-      <w:r>
-        <w:rPr>
-          <w:rFonts w:hint="eastAsia"/>
-          <w:lang w:val="en-US" w:eastAsia="zh-CN"/>
-        </w:rPr>
-        <w:t xml:space="preserve">  找不到YY变量定义为空</w:t>
-      </w:r>
-    </w:p>
-    <w:p>
-      <w:pPr>
-        <w:ind w:firstLine="420" w:firstLineChars="0"/>
-        <w:rPr>
-          <w:rFonts w:hint="eastAsia"/>
-          <w:lang w:val="en-US" w:eastAsia="zh-CN"/>
-        </w:rPr>
-      </w:pPr>
-      <w:r>
-        <w:rPr>
-          <w:rFonts w:hint="default"/>
-          <w:lang w:val="en-US" w:eastAsia="zh-CN"/>
-        </w:rPr>
-        <w:t>累加变量  VAR+=$(ZZ)</w:t>
-      </w:r>
-      <w:r>
-        <w:rPr>
-          <w:rFonts w:hint="eastAsia"/>
-          <w:lang w:val="en-US" w:eastAsia="zh-CN"/>
-        </w:rPr>
-        <w:t xml:space="preserve">  所有VAR变量的值累加起来 空格隔开</w:t>
-      </w:r>
-    </w:p>
-    <w:p>
-      <w:pPr>
-        <w:pStyle w:val="4"/>
-        <w:bidi w:val="0"/>
-        <w:rPr>
-          <w:rFonts w:hint="default"/>
-          <w:lang w:val="en-US" w:eastAsia="zh-CN"/>
-        </w:rPr>
-      </w:pPr>
-      <w:r>
-        <w:rPr>
-          <w:rFonts w:hint="default"/>
-          <w:lang w:val="en-US" w:eastAsia="zh-CN"/>
-        </w:rPr>
-        <w:t>wildcard 函数  功能:列出当前目录下符合 "模式"的文件列表,用空格隔开</w:t>
-      </w:r>
-    </w:p>
-    <w:p>
-      <w:pPr>
-        <w:pStyle w:val="4"/>
-        <w:bidi w:val="0"/>
-        <w:rPr>
-          <w:rFonts w:hint="eastAsia"/>
-          <w:lang w:val="en-US" w:eastAsia="zh-CN"/>
-        </w:rPr>
-      </w:pPr>
-      <w:r>
-        <w:rPr>
-          <w:rFonts w:hint="default"/>
-          <w:lang w:val="en-US" w:eastAsia="zh-CN"/>
-        </w:rPr>
-        <w:t>shell函数  功能执行shell命令</w:t>
-      </w:r>
-      <w:r>
-        <w:rPr>
-          <w:rFonts w:hint="eastAsia"/>
-          <w:lang w:val="en-US" w:eastAsia="zh-CN"/>
-        </w:rPr>
-        <w:t xml:space="preserve"> 例如$(shell  ls *.c)</w:t>
-      </w:r>
-    </w:p>
-    <w:p>
-      <w:pPr>
-        <w:pStyle w:val="4"/>
-        <w:bidi w:val="0"/>
-        <w:rPr>
-          <w:rFonts w:hint="default"/>
-          <w:lang w:val="en-US" w:eastAsia="zh-CN"/>
-        </w:rPr>
-      </w:pPr>
-      <w:r>
-        <w:rPr>
-          <w:rFonts w:hint="default"/>
-          <w:lang w:val="en-US" w:eastAsia="zh-CN"/>
-        </w:rPr>
-        <w:t>patsubst函数   功能: 替换</w:t>
-      </w:r>
-    </w:p>
-    <w:p>
-      <w:pPr>
-        <w:pStyle w:val="4"/>
-        <w:bidi w:val="0"/>
-        <w:rPr>
-          <w:rFonts w:hint="default"/>
-          <w:lang w:val="en-US" w:eastAsia="zh-CN"/>
-        </w:rPr>
-      </w:pPr>
-      <w:r>
-        <w:rPr>
-          <w:rFonts w:hint="default"/>
-          <w:lang w:val="en-US" w:eastAsia="zh-CN"/>
-        </w:rPr>
-        <w:t>make  -C  指定某个目录下的Makefile</w:t>
-      </w:r>
-    </w:p>
-    <w:p>
-      <w:pPr>
-        <w:pStyle w:val="4"/>
-        <w:bidi w:val="0"/>
-        <w:rPr>
-          <w:rFonts w:hint="default"/>
-          <w:lang w:val="en-US" w:eastAsia="zh-CN"/>
-        </w:rPr>
-      </w:pPr>
-      <w:r>
-        <w:rPr>
-          <w:rFonts w:hint="default"/>
-          <w:lang w:val="en-US" w:eastAsia="zh-CN"/>
-        </w:rPr>
-        <w:t>-I选项指定头文件路径</w:t>
-      </w:r>
-    </w:p>
-    <w:p>
-      <w:pPr>
-        <w:rPr>
-          <w:rFonts w:hint="eastAsia"/>
-        </w:rPr>
-      </w:pPr>
-    </w:p>
-    <w:p>
-      <w:pPr>
-        <w:rPr>
-          <w:rFonts w:hint="eastAsia"/>
-        </w:rPr>
-      </w:pPr>
-    </w:p>
-    <w:p>
-      <w:pPr>
-        <w:rPr>
-          <w:rFonts w:hint="eastAsia"/>
-        </w:rPr>
-      </w:pPr>
-    </w:p>
-    <w:p>
-      <w:pPr>
-        <w:pStyle w:val="2"/>
-        <w:bidi w:val="0"/>
-        <w:rPr>
-          <w:rFonts w:hint="default" w:eastAsiaTheme="minorEastAsia"/>
-          <w:lang w:val="en-US" w:eastAsia="zh-CN"/>
-        </w:rPr>
-      </w:pPr>
-      <w:r>
-        <w:rPr>
-          <w:rFonts w:hint="eastAsia"/>
-        </w:rPr>
-        <w:t>第</w:t>
-      </w:r>
-      <w:r>
-        <w:rPr>
-          <w:rFonts w:hint="eastAsia"/>
-          <w:lang w:val="en-US" w:eastAsia="zh-CN"/>
-        </w:rPr>
-        <w:t>四</w:t>
-      </w:r>
-      <w:r>
-        <w:rPr>
-          <w:rFonts w:hint="eastAsia"/>
-        </w:rPr>
-        <w:t xml:space="preserve">天 </w:t>
-      </w:r>
-      <w:r>
-        <w:rPr>
-          <w:rFonts w:hint="eastAsia"/>
-          <w:lang w:val="en-US" w:eastAsia="zh-CN"/>
-        </w:rPr>
-        <w:t>文件IO-标准IO库函数</w:t>
+          <w:rFonts w:hint="eastAsia"/>
+          <w:lang w:val="en-US" w:eastAsia="zh-CN"/>
+        </w:rPr>
+        <w:t>标准IO</w:t>
       </w:r>
     </w:p>
     <w:p>
@@ -1749,18 +1754,40 @@
     <w:p>
       <w:pPr>
         <w:pStyle w:val="2"/>
-        <w:bidi w:val="0"/>
-        <w:rPr>
-          <w:rFonts w:hint="default"/>
-          <w:lang w:val="en-US" w:eastAsia="zh-CN"/>
-        </w:rPr>
-      </w:pPr>
-      <w:r>
-        <w:rPr>
-          <w:rFonts w:hint="eastAsia"/>
-          <w:lang w:val="en-US" w:eastAsia="zh-CN"/>
-        </w:rPr>
-        <w:t>第五天 文件IO-系统调用IO</w:t>
+        <w:numPr>
+          <w:ilvl w:val="0"/>
+          <w:numId w:val="5"/>
+        </w:numPr>
+        <w:bidi w:val="0"/>
+        <w:ind w:left="0" w:leftChars="0" w:firstLine="0" w:firstLineChars="0"/>
+        <w:rPr>
+          <w:rFonts w:hint="default"/>
+          <w:lang w:val="en-US" w:eastAsia="zh-CN"/>
+        </w:rPr>
+      </w:pPr>
+      <w:r>
+        <w:rPr>
+          <w:rFonts w:hint="eastAsia"/>
+          <w:lang w:val="en-US" w:eastAsia="zh-CN"/>
+        </w:rPr>
+        <w:t>文件IO-系统调用IO</w:t>
+      </w:r>
+    </w:p>
+    <w:p>
+      <w:pPr>
+        <w:pStyle w:val="3"/>
+        <w:bidi w:val="0"/>
+        <w:rPr>
+          <w:rFonts w:hint="default"/>
+          <w:lang w:val="en-US" w:eastAsia="zh-CN"/>
+        </w:rPr>
+      </w:pPr>
+      <w:r>
+        <w:rPr>
+          <w:rFonts w:hint="eastAsia"/>
+          <w:lang w:val="en-US" w:eastAsia="zh-CN"/>
+        </w:rPr>
+        <w:t>系统调用IO</w:t>
       </w:r>
     </w:p>
     <w:p>
@@ -1884,6 +1911,12 @@
           <w:lang w:val="en-US" w:eastAsia="zh-CN"/>
         </w:rPr>
         <w:tab/>
+      </w:r>
+      <w:r>
+        <w:rPr>
+          <w:rFonts w:hint="eastAsia"/>
+          <w:lang w:val="en-US" w:eastAsia="zh-CN"/>
+        </w:rPr>
         <w:t>lseek(fd, 0, SEEK_END)文件指针操作，返回从开头开始的偏移</w:t>
       </w:r>
     </w:p>
@@ -1964,13 +1997,796 @@
     </w:p>
     <w:p>
       <w:pPr>
-        <w:rPr>
-          <w:rFonts w:hint="default"/>
-          <w:lang w:val="en-US" w:eastAsia="zh-CN"/>
-        </w:rPr>
-      </w:pPr>
+        <w:pStyle w:val="3"/>
+        <w:bidi w:val="0"/>
+        <w:rPr>
+          <w:rFonts w:hint="eastAsia"/>
+          <w:lang w:val="en-US" w:eastAsia="zh-CN"/>
+        </w:rPr>
+      </w:pPr>
+      <w:r>
+        <w:rPr>
+          <w:rFonts w:hint="eastAsia"/>
+          <w:lang w:val="en-US" w:eastAsia="zh-CN"/>
+        </w:rPr>
+        <w:t>进程基础：</w:t>
+      </w:r>
+    </w:p>
+    <w:p>
+      <w:pPr>
+        <w:ind w:firstLine="420" w:firstLineChars="0"/>
+        <w:rPr>
+          <w:rFonts w:hint="eastAsia"/>
+          <w:lang w:val="en-US" w:eastAsia="zh-CN"/>
+        </w:rPr>
+      </w:pPr>
+      <w:r>
+        <w:rPr>
+          <w:rFonts w:hint="eastAsia"/>
+          <w:lang w:val="en-US" w:eastAsia="zh-CN"/>
+        </w:rPr>
+        <w:t>复制的进程内存资源一致，使用映射的虚拟地址去利用内存</w:t>
+      </w:r>
+    </w:p>
+    <w:p>
+      <w:pPr>
+        <w:pStyle w:val="4"/>
+        <w:bidi w:val="0"/>
+        <w:rPr>
+          <w:rFonts w:hint="eastAsia"/>
+          <w:lang w:val="en-US" w:eastAsia="zh-CN"/>
+        </w:rPr>
+      </w:pPr>
+      <w:r>
+        <w:rPr>
+          <w:rFonts w:hint="eastAsia"/>
+          <w:lang w:val="en-US" w:eastAsia="zh-CN"/>
+        </w:rPr>
+        <w:t>getpid getppid命令，获取pid</w:t>
+      </w:r>
+    </w:p>
+    <w:p>
+      <w:pPr>
+        <w:pStyle w:val="4"/>
+        <w:bidi w:val="0"/>
+        <w:rPr>
+          <w:rFonts w:hint="eastAsia"/>
+          <w:lang w:val="en-US" w:eastAsia="zh-CN"/>
+        </w:rPr>
+      </w:pPr>
+      <w:r>
+        <w:rPr>
+          <w:rFonts w:hint="eastAsia"/>
+          <w:lang w:val="en-US" w:eastAsia="zh-CN"/>
+        </w:rPr>
+        <w:t>pstree (-p带进程号) 进程树</w:t>
+      </w:r>
+    </w:p>
+    <w:p>
+      <w:pPr>
+        <w:pStyle w:val="3"/>
+        <w:bidi w:val="0"/>
+        <w:rPr>
+          <w:rFonts w:hint="eastAsia"/>
+          <w:lang w:val="en-US" w:eastAsia="zh-CN"/>
+        </w:rPr>
+      </w:pPr>
+      <w:r>
+        <w:rPr>
+          <w:rFonts w:hint="eastAsia"/>
+          <w:lang w:val="en-US" w:eastAsia="zh-CN"/>
+        </w:rPr>
+        <w:t xml:space="preserve"> 进程函数：</w:t>
+      </w:r>
+    </w:p>
+    <w:p>
+      <w:pPr>
+        <w:pStyle w:val="4"/>
+        <w:bidi w:val="0"/>
+        <w:rPr>
+          <w:rFonts w:hint="eastAsia"/>
+          <w:lang w:val="en-US" w:eastAsia="zh-CN"/>
+        </w:rPr>
+      </w:pPr>
+      <w:r>
+        <w:rPr>
+          <w:rFonts w:hint="eastAsia"/>
+          <w:lang w:val="en-US" w:eastAsia="zh-CN"/>
+        </w:rPr>
+        <w:t xml:space="preserve">pid_t fork(void) 返回&gt;0是子的进程号，执行父，返回=0，执行子进程 </w:t>
+      </w:r>
+    </w:p>
+    <w:p>
+      <w:pPr>
+        <w:pStyle w:val="4"/>
+        <w:bidi w:val="0"/>
+        <w:rPr>
+          <w:rFonts w:hint="eastAsia"/>
+          <w:lang w:val="en-US" w:eastAsia="zh-CN"/>
+        </w:rPr>
+      </w:pPr>
+      <w:r>
+        <w:rPr>
+          <w:rFonts w:hint="eastAsia"/>
+          <w:lang w:val="en-US" w:eastAsia="zh-CN"/>
+        </w:rPr>
+        <w:t>孤儿进程：僵尸进程</w:t>
+      </w:r>
+    </w:p>
+    <w:p>
+      <w:pPr>
+        <w:pStyle w:val="4"/>
+        <w:bidi w:val="0"/>
+        <w:rPr>
+          <w:rFonts w:hint="eastAsia"/>
+          <w:lang w:val="en-US" w:eastAsia="zh-CN"/>
+        </w:rPr>
+      </w:pPr>
+      <w:r>
+        <w:rPr>
+          <w:rFonts w:hint="eastAsia"/>
+          <w:lang w:val="en-US" w:eastAsia="zh-CN"/>
+        </w:rPr>
+        <w:t>pid_t wait(int* wstatus) (ws是exit（）返回的值，退出码)</w:t>
+      </w:r>
+    </w:p>
+    <w:p>
+      <w:pPr>
+        <w:pStyle w:val="4"/>
+        <w:bidi w:val="0"/>
+        <w:rPr>
+          <w:rFonts w:hint="default"/>
+          <w:lang w:val="en-US" w:eastAsia="zh-CN"/>
+        </w:rPr>
+      </w:pPr>
+      <w:r>
+        <w:rPr>
+          <w:rFonts w:hint="eastAsia"/>
+          <w:lang w:val="en-US" w:eastAsia="zh-CN"/>
+        </w:rPr>
+        <w:t>waitpid 函数 专等某个ID</w:t>
+      </w:r>
+    </w:p>
+    <w:p>
+      <w:pPr>
+        <w:pStyle w:val="4"/>
+        <w:bidi w:val="0"/>
+        <w:rPr>
+          <w:rFonts w:hint="eastAsia"/>
+          <w:lang w:val="en-US" w:eastAsia="zh-CN"/>
+        </w:rPr>
+      </w:pPr>
+      <w:r>
+        <w:rPr>
+          <w:rFonts w:hint="eastAsia"/>
+          <w:lang w:val="en-US" w:eastAsia="zh-CN"/>
+        </w:rPr>
+        <w:t>exce函数族 替换子进程执行的函数</w:t>
+      </w:r>
+    </w:p>
+    <w:p>
+      <w:pPr>
+        <w:ind w:firstLine="420" w:firstLineChars="0"/>
+        <w:rPr>
+          <w:rFonts w:hint="eastAsia"/>
+          <w:lang w:val="en-US" w:eastAsia="zh-CN"/>
+        </w:rPr>
+      </w:pPr>
+      <w:r>
+        <w:rPr>
+          <w:rFonts w:hint="eastAsia"/>
+          <w:lang w:val="en-US" w:eastAsia="zh-CN"/>
+        </w:rPr>
+        <w:t>excel excelp excele excev excevp excevpe</w:t>
+      </w:r>
+    </w:p>
+    <w:p>
+      <w:pPr>
+        <w:pStyle w:val="4"/>
+        <w:bidi w:val="0"/>
+        <w:rPr>
+          <w:rFonts w:hint="default"/>
+          <w:lang w:val="en-US" w:eastAsia="zh-CN"/>
+        </w:rPr>
+      </w:pPr>
+      <w:r>
+        <w:rPr>
+          <w:rFonts w:hint="eastAsia"/>
+          <w:lang w:val="en-US" w:eastAsia="zh-CN"/>
+        </w:rPr>
+        <w:t>int system(const char* cmdstr)</w:t>
+      </w:r>
+    </w:p>
+    <w:p>
+      <w:pPr>
+        <w:ind w:firstLine="420" w:firstLineChars="0"/>
+        <w:rPr>
+          <w:rFonts w:hint="default"/>
+          <w:lang w:val="en-US" w:eastAsia="zh-CN"/>
+        </w:rPr>
+      </w:pPr>
+      <w:r>
+        <w:rPr>
+          <w:rFonts w:hint="default"/>
+          <w:lang w:val="en-US" w:eastAsia="zh-CN"/>
+        </w:rPr>
+        <w:t xml:space="preserve"> system("ps -o  pid,ppid,state,tty,command");</w:t>
+      </w:r>
+    </w:p>
+    <w:p>
+      <w:pPr>
+        <w:pStyle w:val="3"/>
+        <w:bidi w:val="0"/>
+        <w:rPr>
+          <w:rFonts w:hint="eastAsia"/>
+          <w:lang w:val="en-US" w:eastAsia="zh-CN"/>
+        </w:rPr>
+      </w:pPr>
+      <w:r>
+        <w:rPr>
+          <w:rFonts w:hint="eastAsia"/>
+          <w:lang w:val="en-US" w:eastAsia="zh-CN"/>
+        </w:rPr>
+        <w:t>进程通信--管道：</w:t>
+      </w:r>
+    </w:p>
+    <w:p>
+      <w:pPr>
+        <w:pStyle w:val="4"/>
+        <w:bidi w:val="0"/>
+        <w:rPr>
+          <w:rFonts w:hint="eastAsia"/>
+          <w:lang w:val="en-US" w:eastAsia="zh-CN"/>
+        </w:rPr>
+      </w:pPr>
+      <w:r>
+        <w:rPr>
+          <w:rFonts w:hint="default"/>
+          <w:lang w:val="en-US" w:eastAsia="zh-CN"/>
+        </w:rPr>
+        <w:t>mkfifo -m 0664 fifo</w:t>
+      </w:r>
+      <w:r>
+        <w:rPr>
+          <w:rFonts w:hint="eastAsia"/>
+          <w:lang w:val="en-US" w:eastAsia="zh-CN"/>
+        </w:rPr>
+        <w:t xml:space="preserve"> 命令创建</w:t>
+      </w:r>
+    </w:p>
+    <w:p>
+      <w:pPr>
+        <w:pStyle w:val="4"/>
+        <w:bidi w:val="0"/>
+        <w:rPr>
+          <w:rFonts w:hint="eastAsia"/>
+          <w:lang w:val="en-US" w:eastAsia="zh-CN"/>
+        </w:rPr>
+      </w:pPr>
+      <w:r>
+        <w:rPr>
+          <w:rFonts w:hint="eastAsia"/>
+          <w:lang w:val="en-US" w:eastAsia="zh-CN"/>
+        </w:rPr>
+        <w:t>int mkfifio(const char *管道路径文件名，mode_t 文件权限)</w:t>
+      </w:r>
+    </w:p>
+    <w:p>
+      <w:pPr>
+        <w:pStyle w:val="4"/>
+        <w:bidi w:val="0"/>
+        <w:rPr>
+          <w:rFonts w:hint="default"/>
+          <w:lang w:val="en-US" w:eastAsia="zh-CN"/>
+        </w:rPr>
+      </w:pPr>
+      <w:r>
+        <w:rPr>
+          <w:rFonts w:hint="default"/>
+          <w:lang w:val="en-US" w:eastAsia="zh-CN"/>
+        </w:rPr>
+        <w:t>remove</w:t>
+      </w:r>
+      <w:r>
+        <w:rPr>
+          <w:rFonts w:hint="eastAsia"/>
+          <w:lang w:val="en-US" w:eastAsia="zh-CN"/>
+        </w:rPr>
+        <w:t xml:space="preserve">  </w:t>
+      </w:r>
+      <w:r>
+        <w:rPr>
+          <w:rFonts w:hint="default"/>
+          <w:lang w:val="en-US" w:eastAsia="zh-CN"/>
+        </w:rPr>
+        <w:t xml:space="preserve">删除文件的函数 </w:t>
+      </w:r>
+    </w:p>
+    <w:p>
+      <w:pPr>
+        <w:pStyle w:val="2"/>
+        <w:bidi w:val="0"/>
+        <w:rPr>
+          <w:rFonts w:hint="default"/>
+          <w:lang w:val="en-US" w:eastAsia="zh-CN"/>
+        </w:rPr>
+      </w:pPr>
+      <w:r>
+        <w:rPr>
+          <w:rFonts w:hint="eastAsia"/>
+          <w:lang w:val="en-US" w:eastAsia="zh-CN"/>
+        </w:rPr>
+        <w:t>第7天 线程</w:t>
+      </w:r>
+    </w:p>
+    <w:p>
+      <w:pPr>
+        <w:pStyle w:val="3"/>
+        <w:bidi w:val="0"/>
+        <w:rPr>
+          <w:rFonts w:hint="default"/>
+          <w:lang w:val="en-US" w:eastAsia="zh-CN"/>
+        </w:rPr>
+      </w:pPr>
+      <w:r>
+        <w:rPr>
+          <w:rFonts w:hint="eastAsia"/>
+          <w:lang w:val="en-US" w:eastAsia="zh-CN"/>
+        </w:rPr>
+        <w:t>进程通信--信号</w:t>
+      </w:r>
+    </w:p>
+    <w:p>
+      <w:pPr>
+        <w:bidi w:val="0"/>
+        <w:jc w:val="left"/>
+        <w:rPr>
+          <w:rFonts w:hint="eastAsia"/>
+          <w:lang w:val="en-US" w:eastAsia="zh-CN"/>
+        </w:rPr>
+      </w:pPr>
+      <w:r>
+        <w:rPr>
+          <w:rFonts w:hint="eastAsia"/>
+          <w:lang w:val="en-US" w:eastAsia="zh-CN"/>
+        </w:rPr>
+        <w:t>常见信号：</w:t>
+      </w:r>
+    </w:p>
+    <w:p>
+      <w:pPr>
+        <w:bidi w:val="0"/>
+        <w:ind w:firstLine="420" w:firstLineChars="0"/>
+        <w:jc w:val="left"/>
+        <w:rPr>
+          <w:rFonts w:hint="eastAsia"/>
+          <w:lang w:val="en-US" w:eastAsia="zh-CN"/>
+        </w:rPr>
+      </w:pPr>
+      <w:r>
+        <w:rPr>
+          <w:rFonts w:hint="eastAsia"/>
+          <w:lang w:val="en-US" w:eastAsia="zh-CN"/>
+        </w:rPr>
+        <w:t>SIGHUB  终端挂起或控制进程终止</w:t>
+      </w:r>
+    </w:p>
+    <w:p>
+      <w:pPr>
+        <w:bidi w:val="0"/>
+        <w:ind w:firstLine="420" w:firstLineChars="0"/>
+        <w:jc w:val="left"/>
+        <w:rPr>
+          <w:rFonts w:hint="eastAsia"/>
+          <w:lang w:val="en-US" w:eastAsia="zh-CN"/>
+        </w:rPr>
+      </w:pPr>
+      <w:r>
+        <w:rPr>
+          <w:rFonts w:hint="eastAsia"/>
+          <w:lang w:val="en-US" w:eastAsia="zh-CN"/>
+        </w:rPr>
+        <w:t xml:space="preserve">SIGIN </w:t>
+      </w:r>
+      <w:r>
+        <w:rPr>
+          <w:rFonts w:hint="eastAsia"/>
+          <w:lang w:val="en-US" w:eastAsia="zh-CN"/>
+        </w:rPr>
+        <w:tab/>
+        <w:t>ctrl+C</w:t>
+      </w:r>
+      <w:r>
+        <w:rPr>
+          <w:rFonts w:hint="eastAsia"/>
+          <w:lang w:val="en-US" w:eastAsia="zh-CN"/>
+        </w:rPr>
+        <w:tab/>
+      </w:r>
+    </w:p>
+    <w:p>
+      <w:pPr>
+        <w:bidi w:val="0"/>
+        <w:ind w:firstLine="420" w:firstLineChars="0"/>
+        <w:jc w:val="left"/>
+        <w:rPr>
+          <w:rFonts w:hint="eastAsia"/>
+          <w:lang w:val="en-US" w:eastAsia="zh-CN"/>
+        </w:rPr>
+      </w:pPr>
+      <w:r>
+        <w:rPr>
+          <w:rFonts w:hint="eastAsia"/>
+          <w:lang w:val="en-US" w:eastAsia="zh-CN"/>
+        </w:rPr>
+        <w:t>SIGOUIT ctrl+\ 并生成 co</w:t>
+      </w:r>
       <w:bookmarkStart w:id="0" w:name="_GoBack"/>
       <w:bookmarkEnd w:id="0"/>
+      <w:r>
+        <w:rPr>
+          <w:rFonts w:hint="eastAsia"/>
+          <w:lang w:val="en-US" w:eastAsia="zh-CN"/>
+        </w:rPr>
+        <w:t>re 文件</w:t>
+      </w:r>
+    </w:p>
+    <w:p>
+      <w:pPr>
+        <w:bidi w:val="0"/>
+        <w:ind w:firstLine="420" w:firstLineChars="0"/>
+        <w:jc w:val="left"/>
+        <w:rPr>
+          <w:rFonts w:hint="eastAsia"/>
+          <w:lang w:val="en-US" w:eastAsia="zh-CN"/>
+        </w:rPr>
+      </w:pPr>
+      <w:r>
+        <w:rPr>
+          <w:rFonts w:hint="eastAsia"/>
+          <w:lang w:val="en-US" w:eastAsia="zh-CN"/>
+        </w:rPr>
+        <w:t>SIGKILL</w:t>
+      </w:r>
+      <w:r>
+        <w:rPr>
+          <w:rFonts w:hint="eastAsia"/>
+          <w:lang w:val="en-US" w:eastAsia="zh-CN"/>
+        </w:rPr>
+        <w:tab/>
+        <w:t>不可改变默认动作，必定杀死程序</w:t>
+      </w:r>
+    </w:p>
+    <w:p>
+      <w:pPr>
+        <w:bidi w:val="0"/>
+        <w:ind w:firstLine="420" w:firstLineChars="0"/>
+        <w:jc w:val="left"/>
+        <w:rPr>
+          <w:rFonts w:hint="eastAsia"/>
+          <w:lang w:val="en-US" w:eastAsia="zh-CN"/>
+        </w:rPr>
+      </w:pPr>
+      <w:r>
+        <w:rPr>
+          <w:rFonts w:hint="eastAsia"/>
+          <w:lang w:val="en-US" w:eastAsia="zh-CN"/>
+        </w:rPr>
+        <w:t>SIGSTOP</w:t>
+      </w:r>
+      <w:r>
+        <w:rPr>
+          <w:rFonts w:hint="eastAsia"/>
+          <w:lang w:val="en-US" w:eastAsia="zh-CN"/>
+        </w:rPr>
+        <w:tab/>
+        <w:t>不可以改变默认动作，停止程序，不终止</w:t>
+      </w:r>
+    </w:p>
+    <w:p>
+      <w:pPr>
+        <w:bidi w:val="0"/>
+        <w:ind w:firstLine="420" w:firstLineChars="0"/>
+        <w:jc w:val="left"/>
+        <w:rPr>
+          <w:rFonts w:hint="eastAsia"/>
+          <w:lang w:val="en-US" w:eastAsia="zh-CN"/>
+        </w:rPr>
+      </w:pPr>
+      <w:r>
+        <w:rPr>
+          <w:rFonts w:hint="default"/>
+          <w:lang w:val="en-US" w:eastAsia="zh-CN"/>
+        </w:rPr>
+        <w:t>‌SIGTSTP</w:t>
+      </w:r>
+      <w:r>
+        <w:rPr>
+          <w:rFonts w:hint="eastAsia"/>
+          <w:lang w:val="en-US" w:eastAsia="zh-CN"/>
+        </w:rPr>
+        <w:tab/>
+        <w:t>终端停止键（Ctrl+Z）</w:t>
+      </w:r>
+    </w:p>
+    <w:p>
+      <w:pPr>
+        <w:bidi w:val="0"/>
+        <w:ind w:left="420" w:leftChars="0" w:firstLine="420" w:firstLineChars="0"/>
+        <w:jc w:val="left"/>
+        <w:rPr>
+          <w:rFonts w:hint="default"/>
+          <w:lang w:val="en-US" w:eastAsia="zh-CN"/>
+        </w:rPr>
+      </w:pPr>
+      <w:r>
+        <w:rPr>
+          <w:rFonts w:hint="eastAsia"/>
+          <w:lang w:val="en-US" w:eastAsia="zh-CN"/>
+        </w:rPr>
+        <w:t>SIGUSR1\2</w:t>
+      </w:r>
+      <w:r>
+        <w:rPr>
+          <w:rFonts w:hint="eastAsia"/>
+          <w:lang w:val="en-US" w:eastAsia="zh-CN"/>
+        </w:rPr>
+        <w:tab/>
+        <w:t>自定义信号，默认Term</w:t>
+      </w:r>
+    </w:p>
+    <w:p>
+      <w:pPr>
+        <w:bidi w:val="0"/>
+        <w:ind w:firstLine="420" w:firstLineChars="0"/>
+        <w:jc w:val="left"/>
+        <w:rPr>
+          <w:rFonts w:hint="eastAsia"/>
+          <w:lang w:val="en-US" w:eastAsia="zh-CN"/>
+        </w:rPr>
+      </w:pPr>
+    </w:p>
+    <w:p>
+      <w:pPr>
+        <w:bidi w:val="0"/>
+        <w:jc w:val="left"/>
+        <w:rPr>
+          <w:rFonts w:hint="eastAsia"/>
+          <w:lang w:val="en-US" w:eastAsia="zh-CN"/>
+        </w:rPr>
+      </w:pPr>
+      <w:r>
+        <w:rPr>
+          <w:rFonts w:hint="eastAsia"/>
+          <w:lang w:val="en-US" w:eastAsia="zh-CN"/>
+        </w:rPr>
+        <w:t>使用core调试异常错误：</w:t>
+      </w:r>
+    </w:p>
+    <w:p>
+      <w:pPr>
+        <w:numPr>
+          <w:ilvl w:val="0"/>
+          <w:numId w:val="6"/>
+        </w:numPr>
+        <w:bidi w:val="0"/>
+        <w:ind w:firstLine="420" w:firstLineChars="0"/>
+        <w:jc w:val="left"/>
+        <w:rPr>
+          <w:rFonts w:hint="default"/>
+          <w:lang w:val="en-US" w:eastAsia="zh-CN"/>
+        </w:rPr>
+      </w:pPr>
+      <w:r>
+        <w:rPr>
+          <w:rFonts w:hint="default"/>
+          <w:lang w:val="en-US" w:eastAsia="zh-CN"/>
+        </w:rPr>
+        <w:t>设置core文件的大小  ulimit -c unlimited</w:t>
+      </w:r>
+    </w:p>
+    <w:p>
+      <w:pPr>
+        <w:numPr>
+          <w:ilvl w:val="0"/>
+          <w:numId w:val="6"/>
+        </w:numPr>
+        <w:bidi w:val="0"/>
+        <w:ind w:firstLine="420" w:firstLineChars="0"/>
+        <w:jc w:val="left"/>
+        <w:rPr>
+          <w:rFonts w:hint="default"/>
+          <w:lang w:val="en-US" w:eastAsia="zh-CN"/>
+        </w:rPr>
+      </w:pPr>
+      <w:r>
+        <w:rPr>
+          <w:rFonts w:hint="default"/>
+          <w:lang w:val="en-US" w:eastAsia="zh-CN"/>
+        </w:rPr>
+        <w:t>修改core配置echo core_%e_%p_%t &gt; /proc/sys/kernel/core_pattern</w:t>
+      </w:r>
+    </w:p>
+    <w:p>
+      <w:pPr>
+        <w:numPr>
+          <w:ilvl w:val="0"/>
+          <w:numId w:val="6"/>
+        </w:numPr>
+        <w:bidi w:val="0"/>
+        <w:ind w:firstLine="420" w:firstLineChars="0"/>
+        <w:jc w:val="left"/>
+        <w:rPr>
+          <w:rFonts w:hint="default"/>
+          <w:lang w:val="en-US" w:eastAsia="zh-CN"/>
+        </w:rPr>
+      </w:pPr>
+      <w:r>
+        <w:rPr>
+          <w:rFonts w:hint="default"/>
+          <w:lang w:val="en-US" w:eastAsia="zh-CN"/>
+        </w:rPr>
+        <w:t>编译记得  -g</w:t>
+      </w:r>
+    </w:p>
+    <w:p>
+      <w:pPr>
+        <w:numPr>
+          <w:ilvl w:val="0"/>
+          <w:numId w:val="6"/>
+        </w:numPr>
+        <w:bidi w:val="0"/>
+        <w:ind w:firstLine="420" w:firstLineChars="0"/>
+        <w:jc w:val="left"/>
+        <w:rPr>
+          <w:rFonts w:hint="default"/>
+          <w:lang w:val="en-US" w:eastAsia="zh-CN"/>
+        </w:rPr>
+      </w:pPr>
+      <w:r>
+        <w:rPr>
+          <w:rFonts w:hint="eastAsia"/>
+          <w:lang w:val="en-US" w:eastAsia="zh-CN"/>
+        </w:rPr>
+        <w:t>运行错误程序</w:t>
+      </w:r>
+    </w:p>
+    <w:p>
+      <w:pPr>
+        <w:numPr>
+          <w:ilvl w:val="0"/>
+          <w:numId w:val="6"/>
+        </w:numPr>
+        <w:bidi w:val="0"/>
+        <w:ind w:firstLine="420" w:firstLineChars="0"/>
+        <w:jc w:val="left"/>
+        <w:rPr>
+          <w:rFonts w:hint="default"/>
+          <w:lang w:val="en-US" w:eastAsia="zh-CN"/>
+        </w:rPr>
+      </w:pPr>
+      <w:r>
+        <w:rPr>
+          <w:rFonts w:hint="default"/>
+          <w:lang w:val="en-US" w:eastAsia="zh-CN"/>
+        </w:rPr>
+        <w:t>用gdb加载core分析</w:t>
+      </w:r>
+      <w:r>
+        <w:rPr>
+          <w:rFonts w:hint="eastAsia"/>
+          <w:lang w:val="en-US" w:eastAsia="zh-CN"/>
+        </w:rPr>
+        <w:t xml:space="preserve"> gdb ./3_core  core_3_core_4148_1779156250</w:t>
+      </w:r>
+    </w:p>
+    <w:p>
+      <w:pPr>
+        <w:widowControl w:val="0"/>
+        <w:numPr>
+          <w:numId w:val="0"/>
+        </w:numPr>
+        <w:bidi w:val="0"/>
+        <w:jc w:val="left"/>
+        <w:rPr>
+          <w:rFonts w:hint="eastAsia"/>
+          <w:lang w:val="en-US" w:eastAsia="zh-CN"/>
+        </w:rPr>
+      </w:pPr>
+      <w:r>
+        <w:rPr>
+          <w:rFonts w:hint="eastAsia"/>
+          <w:lang w:val="en-US" w:eastAsia="zh-CN"/>
+        </w:rPr>
+        <w:t xml:space="preserve"> signal(SIGINT, fun);改变信号默认动作,执行fun内容：</w:t>
+      </w:r>
+    </w:p>
+    <w:p>
+      <w:pPr>
+        <w:widowControl w:val="0"/>
+        <w:numPr>
+          <w:numId w:val="0"/>
+        </w:numPr>
+        <w:bidi w:val="0"/>
+        <w:jc w:val="left"/>
+        <w:rPr>
+          <w:rFonts w:hint="eastAsia"/>
+          <w:lang w:val="en-US" w:eastAsia="zh-CN"/>
+        </w:rPr>
+      </w:pPr>
+      <w:r>
+        <w:rPr>
+          <w:rFonts w:hint="eastAsia"/>
+          <w:lang w:val="en-US" w:eastAsia="zh-CN"/>
+        </w:rPr>
+        <w:t>发信号命令 kill:  kill  -9   pid</w:t>
+      </w:r>
+    </w:p>
+    <w:p>
+      <w:pPr>
+        <w:widowControl w:val="0"/>
+        <w:numPr>
+          <w:numId w:val="0"/>
+        </w:numPr>
+        <w:bidi w:val="0"/>
+        <w:jc w:val="left"/>
+        <w:rPr>
+          <w:rFonts w:hint="eastAsia"/>
+          <w:lang w:val="en-US" w:eastAsia="zh-CN"/>
+        </w:rPr>
+      </w:pPr>
+      <w:r>
+        <w:rPr>
+          <w:rFonts w:hint="eastAsia"/>
+          <w:lang w:val="en-US" w:eastAsia="zh-CN"/>
+        </w:rPr>
+        <w:t>发信号函数 signal(SIGINT, fun );</w:t>
+      </w:r>
+    </w:p>
+    <w:p>
+      <w:pPr>
+        <w:widowControl w:val="0"/>
+        <w:numPr>
+          <w:numId w:val="0"/>
+        </w:numPr>
+        <w:bidi w:val="0"/>
+        <w:jc w:val="left"/>
+        <w:rPr>
+          <w:rFonts w:hint="eastAsia"/>
+          <w:lang w:val="en-US" w:eastAsia="zh-CN"/>
+        </w:rPr>
+      </w:pPr>
+    </w:p>
+    <w:p>
+      <w:pPr>
+        <w:pStyle w:val="3"/>
+        <w:bidi w:val="0"/>
+        <w:rPr>
+          <w:rFonts w:hint="default"/>
+          <w:lang w:val="en-US" w:eastAsia="zh-CN"/>
+        </w:rPr>
+      </w:pPr>
+      <w:r>
+        <w:rPr>
+          <w:rFonts w:hint="eastAsia"/>
+          <w:lang w:val="en-US" w:eastAsia="zh-CN"/>
+        </w:rPr>
+        <w:t>线程基础</w:t>
+      </w:r>
+    </w:p>
+    <w:p>
+      <w:pPr>
+        <w:widowControl w:val="0"/>
+        <w:numPr>
+          <w:numId w:val="0"/>
+        </w:numPr>
+        <w:bidi w:val="0"/>
+        <w:jc w:val="left"/>
+        <w:rPr>
+          <w:rFonts w:hint="default"/>
+          <w:lang w:val="en-US" w:eastAsia="zh-CN"/>
+        </w:rPr>
+      </w:pPr>
     </w:p>
     <w:sectPr>
       <w:pgSz w:w="11906" w:h="16838"/>
@@ -1985,6 +2801,18 @@
 <file path=word/numbering.xml><?xml version="1.0" encoding="utf-8"?>
 <w:numbering xmlns:wpc="http://schemas.microsoft.com/office/word/2010/wordprocessingCanvas" xmlns:mc="http://schemas.openxmlformats.org/markup-compatibility/2006" xmlns:o="urn:schemas-microsoft-com:office:office" xmlns:r="http://schemas.openxmlformats.org/officeDocument/2006/relationships" xmlns:m="http://schemas.openxmlformats.org/officeDocument/2006/math" xmlns:v="urn:schemas-microsoft-com:vml" xmlns:wp14="http://schemas.microsoft.com/office/word/2010/wordprocessingDrawing" xmlns:wp="http://schemas.openxmlformats.org/drawingml/2006/wordprocessingDrawing" xmlns:w10="urn:schemas-microsoft-com:office:word" xmlns:w="http://schemas.openxmlformats.org/wordprocessingml/2006/main" xmlns:w14="http://schemas.microsoft.com/office/word/2010/wordml" xmlns:wpg="http://schemas.microsoft.com/office/word/2010/wordprocessingGroup" xmlns:wpi="http://schemas.microsoft.com/office/word/2010/wordprocessingInk" xmlns:wne="http://schemas.microsoft.com/office/word/2006/wordml" xmlns:wps="http://schemas.microsoft.com/office/word/2010/wordprocessingShape" xmlns:wpsCustomData="http://www.wps.cn/officeDocument/2013/wpsCustomData" mc:Ignorable="w14 wp14">
   <w:abstractNum w:abstractNumId="0">
+    <w:nsid w:val="BBC26258"/>
+    <w:multiLevelType w:val="singleLevel"/>
+    <w:tmpl w:val="BBC26258"/>
+    <w:lvl w:ilvl="0" w:tentative="0">
+      <w:start w:val="1"/>
+      <w:numFmt w:val="decimal"/>
+      <w:suff w:val="space"/>
+      <w:lvlText w:val="%1)"/>
+      <w:lvlJc w:val="left"/>
+    </w:lvl>
+  </w:abstractNum>
+  <w:abstractNum w:abstractNumId="1">
     <w:nsid w:val="0AC37DAE"/>
     <w:multiLevelType w:val="multilevel"/>
     <w:tmpl w:val="0AC37DAE"/>
@@ -2105,7 +2933,22 @@
       </w:rPr>
     </w:lvl>
   </w:abstractNum>
-  <w:abstractNum w:abstractNumId="1">
+  <w:abstractNum w:abstractNumId="2">
+    <w:nsid w:val="113FC6AC"/>
+    <w:multiLevelType w:val="singleLevel"/>
+    <w:tmpl w:val="113FC6AC"/>
+    <w:lvl w:ilvl="0" w:tentative="0">
+      <w:start w:val="4"/>
+      <w:numFmt w:val="chineseCounting"/>
+      <w:suff w:val="space"/>
+      <w:lvlText w:val="第%1天"/>
+      <w:lvlJc w:val="left"/>
+      <w:rPr>
+        <w:rFonts w:hint="eastAsia"/>
+      </w:rPr>
+    </w:lvl>
+  </w:abstractNum>
+  <w:abstractNum w:abstractNumId="3">
     <w:nsid w:val="462302D6"/>
     <w:multiLevelType w:val="multilevel"/>
     <w:tmpl w:val="462302D6"/>
@@ -2195,7 +3038,7 @@
       </w:pPr>
     </w:lvl>
   </w:abstractNum>
-  <w:abstractNum w:abstractNumId="2">
+  <w:abstractNum w:abstractNumId="4">
     <w:nsid w:val="5F309F9E"/>
     <w:multiLevelType w:val="singleLevel"/>
     <w:tmpl w:val="5F309F9E"/>
@@ -2207,7 +3050,7 @@
       <w:lvlJc w:val="left"/>
     </w:lvl>
   </w:abstractNum>
-  <w:abstractNum w:abstractNumId="3">
+  <w:abstractNum w:abstractNumId="5">
     <w:nsid w:val="71050B18"/>
     <w:multiLevelType w:val="multilevel"/>
     <w:tmpl w:val="71050B18"/>
@@ -2298,46 +3141,22 @@
     </w:lvl>
   </w:abstractNum>
   <w:num w:numId="1">
-    <w:abstractNumId w:val="0"/>
+    <w:abstractNumId w:val="1"/>
   </w:num>
   <w:num w:numId="2">
-    <w:abstractNumId w:val="1"/>
+    <w:abstractNumId w:val="3"/>
   </w:num>
   <w:num w:numId="3">
-    <w:abstractNumId w:val="3"/>
+    <w:abstractNumId w:val="5"/>
   </w:num>
   <w:num w:numId="4">
-    <w:abstractNumId w:val="0"/>
-    <w:lvlOverride w:ilvl="0">
-      <w:startOverride w:val="1"/>
-    </w:lvlOverride>
-    <w:lvlOverride w:ilvl="1">
-      <w:startOverride w:val="1"/>
-    </w:lvlOverride>
-    <w:lvlOverride w:ilvl="2">
-      <w:startOverride w:val="1"/>
-    </w:lvlOverride>
-    <w:lvlOverride w:ilvl="3">
-      <w:startOverride w:val="1"/>
-    </w:lvlOverride>
-    <w:lvlOverride w:ilvl="4">
-      <w:startOverride w:val="1"/>
-    </w:lvlOverride>
-    <w:lvlOverride w:ilvl="5">
-      <w:startOverride w:val="1"/>
-    </w:lvlOverride>
-    <w:lvlOverride w:ilvl="6">
-      <w:startOverride w:val="1"/>
-    </w:lvlOverride>
-    <w:lvlOverride w:ilvl="7">
-      <w:startOverride w:val="1"/>
-    </w:lvlOverride>
-    <w:lvlOverride w:ilvl="8">
-      <w:startOverride w:val="1"/>
-    </w:lvlOverride>
+    <w:abstractNumId w:val="4"/>
   </w:num>
   <w:num w:numId="5">
     <w:abstractNumId w:val="2"/>
+  </w:num>
+  <w:num w:numId="6">
+    <w:abstractNumId w:val="0"/>
   </w:num>
 </w:numbering>
 </file>
@@ -2347,7 +3166,7 @@
   <w:docDefaults>
     <w:rPrDefault>
       <w:rPr>
-        <w:rFonts w:asciiTheme="minorHAnsi" w:hAnsiTheme="minorHAnsi" w:eastAsiaTheme="minorEastAsia" w:cstheme="minorBidi"/>
+        <w:rFonts w:ascii="Times New Roman" w:hAnsi="Times New Roman" w:eastAsia="宋体" w:cs="Times New Roman"/>
       </w:rPr>
     </w:rPrDefault>
     <w:pPrDefault/>
